--- a/results/supplement/Table_S9.docx
+++ b/results/supplement/Table_S9.docx
@@ -31,18 +31,40 @@
               <w:jc w:val="center"/>
             </w:pPr>
             <w:r>
-              <w:t>Model 1 Estimate (SE)</w:t>
-            </w:r>
-          </w:p>
-        </w:tc>
-        <w:tc>
-          <w:p>
-            <w:pPr>
-              <w:pStyle w:val="Normal"/>
-              <w:jc w:val="center"/>
-            </w:pPr>
-            <w:r>
-              <w:t>Model 2 Estimate (SE)</w:t>
+              <w:t>0% heterogeneity: Model 1 Estimate (SE)</w:t>
+            </w:r>
+          </w:p>
+        </w:tc>
+        <w:tc>
+          <w:p>
+            <w:pPr>
+              <w:pStyle w:val="Normal"/>
+              <w:jc w:val="center"/>
+            </w:pPr>
+            <w:r>
+              <w:t>0% heterogeneity: Model 2 Estimate (SE)</w:t>
+            </w:r>
+          </w:p>
+        </w:tc>
+        <w:tc>
+          <w:p>
+            <w:pPr>
+              <w:pStyle w:val="Normal"/>
+              <w:jc w:val="center"/>
+            </w:pPr>
+            <w:r>
+              <w:t>50% heterogeneity: Model 1 Estimate (SE)</w:t>
+            </w:r>
+          </w:p>
+        </w:tc>
+        <w:tc>
+          <w:p>
+            <w:pPr>
+              <w:pStyle w:val="Normal"/>
+              <w:jc w:val="center"/>
+            </w:pPr>
+            <w:r>
+              <w:t>50% heterogeneity: Model 2 Estimate (SE)</w:t>
             </w:r>
           </w:p>
         </w:tc>
@@ -81,6 +103,28 @@
             </w:r>
           </w:p>
         </w:tc>
+        <w:tc>
+          <w:p>
+            <w:pPr>
+              <w:pStyle w:val="Normal"/>
+              <w:jc w:val="center"/>
+            </w:pPr>
+            <w:r>
+              <w:t>7.498 (13.123)</w:t>
+            </w:r>
+          </w:p>
+        </w:tc>
+        <w:tc>
+          <w:p>
+            <w:pPr>
+              <w:pStyle w:val="Normal"/>
+              <w:jc w:val="center"/>
+            </w:pPr>
+            <w:r>
+              <w:t>3.889 (13.656)</w:t>
+            </w:r>
+          </w:p>
+        </w:tc>
       </w:tr>
       <w:tr>
         <w:tc>
@@ -116,6 +160,28 @@
             </w:r>
           </w:p>
         </w:tc>
+        <w:tc>
+          <w:p>
+            <w:pPr>
+              <w:pStyle w:val="Normal"/>
+              <w:jc w:val="center"/>
+            </w:pPr>
+            <w:r>
+              <w:t>-0.003*** (0.000)</w:t>
+            </w:r>
+          </w:p>
+        </w:tc>
+        <w:tc>
+          <w:p>
+            <w:pPr>
+              <w:pStyle w:val="Normal"/>
+              <w:jc w:val="center"/>
+            </w:pPr>
+            <w:r>
+              <w:t>-0.003*** (0.000)</w:t>
+            </w:r>
+          </w:p>
+        </w:tc>
       </w:tr>
       <w:tr>
         <w:tc>
@@ -151,6 +217,28 @@
             </w:r>
           </w:p>
         </w:tc>
+        <w:tc>
+          <w:p>
+            <w:pPr>
+              <w:pStyle w:val="Normal"/>
+              <w:jc w:val="center"/>
+            </w:pPr>
+            <w:r>
+              <w:t>0.041 (0.032)</w:t>
+            </w:r>
+          </w:p>
+        </w:tc>
+        <w:tc>
+          <w:p>
+            <w:pPr>
+              <w:pStyle w:val="Normal"/>
+              <w:jc w:val="center"/>
+            </w:pPr>
+            <w:r>
+              <w:t>0.035 (0.030)</w:t>
+            </w:r>
+          </w:p>
+        </w:tc>
       </w:tr>
       <w:tr>
         <w:tc>
@@ -186,6 +274,28 @@
             </w:r>
           </w:p>
         </w:tc>
+        <w:tc>
+          <w:p>
+            <w:pPr>
+              <w:pStyle w:val="Normal"/>
+              <w:jc w:val="center"/>
+            </w:pPr>
+            <w:r>
+              <w:t>0.011 (0.043)</w:t>
+            </w:r>
+          </w:p>
+        </w:tc>
+        <w:tc>
+          <w:p>
+            <w:pPr>
+              <w:pStyle w:val="Normal"/>
+              <w:jc w:val="center"/>
+            </w:pPr>
+            <w:r>
+              <w:t>0.014 (0.046)</w:t>
+            </w:r>
+          </w:p>
+        </w:tc>
       </w:tr>
       <w:tr>
         <w:tc>
@@ -221,6 +331,28 @@
             </w:r>
           </w:p>
         </w:tc>
+        <w:tc>
+          <w:p>
+            <w:pPr>
+              <w:pStyle w:val="Normal"/>
+              <w:jc w:val="center"/>
+            </w:pPr>
+            <w:r>
+              <w:t>0.023 (0.038)</w:t>
+            </w:r>
+          </w:p>
+        </w:tc>
+        <w:tc>
+          <w:p>
+            <w:pPr>
+              <w:pStyle w:val="Normal"/>
+              <w:jc w:val="center"/>
+            </w:pPr>
+            <w:r>
+              <w:t>0.008 (0.041)</w:t>
+            </w:r>
+          </w:p>
+        </w:tc>
       </w:tr>
       <w:tr>
         <w:tc>
@@ -256,6 +388,28 @@
             </w:r>
           </w:p>
         </w:tc>
+        <w:tc>
+          <w:p>
+            <w:pPr>
+              <w:pStyle w:val="Normal"/>
+              <w:jc w:val="center"/>
+            </w:pPr>
+            <w:r>
+              <w:t>-0.004 (0.015)</w:t>
+            </w:r>
+          </w:p>
+        </w:tc>
+        <w:tc>
+          <w:p>
+            <w:pPr>
+              <w:pStyle w:val="Normal"/>
+              <w:jc w:val="center"/>
+            </w:pPr>
+            <w:r>
+              <w:t>0.003 (0.013)</w:t>
+            </w:r>
+          </w:p>
+        </w:tc>
       </w:tr>
       <w:tr>
         <w:tc>
@@ -291,6 +445,28 @@
             </w:r>
           </w:p>
         </w:tc>
+        <w:tc>
+          <w:p>
+            <w:pPr>
+              <w:pStyle w:val="Normal"/>
+              <w:jc w:val="center"/>
+            </w:pPr>
+            <w:r>
+              <w:t>-0.012 (0.026)</w:t>
+            </w:r>
+          </w:p>
+        </w:tc>
+        <w:tc>
+          <w:p>
+            <w:pPr>
+              <w:pStyle w:val="Normal"/>
+              <w:jc w:val="center"/>
+            </w:pPr>
+            <w:r>
+              <w:t>-0.007 (0.029)</w:t>
+            </w:r>
+          </w:p>
+        </w:tc>
       </w:tr>
       <w:tr>
         <w:tc>
@@ -326,6 +502,28 @@
             </w:r>
           </w:p>
         </w:tc>
+        <w:tc>
+          <w:p>
+            <w:pPr>
+              <w:pStyle w:val="Normal"/>
+              <w:jc w:val="center"/>
+            </w:pPr>
+            <w:r>
+              <w:t>-0.004 (0.007)</w:t>
+            </w:r>
+          </w:p>
+        </w:tc>
+        <w:tc>
+          <w:p>
+            <w:pPr>
+              <w:pStyle w:val="Normal"/>
+              <w:jc w:val="center"/>
+            </w:pPr>
+            <w:r>
+              <w:t>-0.002 (0.007)</w:t>
+            </w:r>
+          </w:p>
+        </w:tc>
       </w:tr>
       <w:tr>
         <w:tc>
@@ -361,6 +559,28 @@
             </w:r>
           </w:p>
         </w:tc>
+        <w:tc>
+          <w:p>
+            <w:pPr>
+              <w:pStyle w:val="Normal"/>
+              <w:jc w:val="center"/>
+            </w:pPr>
+            <w:r>
+              <w:t/>
+            </w:r>
+          </w:p>
+        </w:tc>
+        <w:tc>
+          <w:p>
+            <w:pPr>
+              <w:pStyle w:val="Normal"/>
+              <w:jc w:val="center"/>
+            </w:pPr>
+            <w:r>
+              <w:t>-0.084** (0.033)</w:t>
+            </w:r>
+          </w:p>
+        </w:tc>
       </w:tr>
       <w:tr>
         <w:tc>
@@ -396,6 +616,28 @@
             </w:r>
           </w:p>
         </w:tc>
+        <w:tc>
+          <w:p>
+            <w:pPr>
+              <w:pStyle w:val="Normal"/>
+              <w:jc w:val="center"/>
+            </w:pPr>
+            <w:r>
+              <w:t/>
+            </w:r>
+          </w:p>
+        </w:tc>
+        <w:tc>
+          <w:p>
+            <w:pPr>
+              <w:pStyle w:val="Normal"/>
+              <w:jc w:val="center"/>
+            </w:pPr>
+            <w:r>
+              <w:t>-0.070* (0.041)</w:t>
+            </w:r>
+          </w:p>
+        </w:tc>
       </w:tr>
       <w:tr>
         <w:tc>
@@ -431,6 +673,28 @@
             </w:r>
           </w:p>
         </w:tc>
+        <w:tc>
+          <w:p>
+            <w:pPr>
+              <w:pStyle w:val="Normal"/>
+              <w:jc w:val="center"/>
+            </w:pPr>
+            <w:r>
+              <w:t/>
+            </w:r>
+          </w:p>
+        </w:tc>
+        <w:tc>
+          <w:p>
+            <w:pPr>
+              <w:pStyle w:val="Normal"/>
+              <w:jc w:val="center"/>
+            </w:pPr>
+            <w:r>
+              <w:t>-0.041 (0.049)</w:t>
+            </w:r>
+          </w:p>
+        </w:tc>
       </w:tr>
       <w:tr>
         <w:tc>
@@ -466,6 +730,28 @@
             </w:r>
           </w:p>
         </w:tc>
+        <w:tc>
+          <w:p>
+            <w:pPr>
+              <w:pStyle w:val="Normal"/>
+              <w:jc w:val="center"/>
+            </w:pPr>
+            <w:r>
+              <w:t/>
+            </w:r>
+          </w:p>
+        </w:tc>
+        <w:tc>
+          <w:p>
+            <w:pPr>
+              <w:pStyle w:val="Normal"/>
+              <w:jc w:val="center"/>
+            </w:pPr>
+            <w:r>
+              <w:t>0.078* (0.041)</w:t>
+            </w:r>
+          </w:p>
+        </w:tc>
       </w:tr>
       <w:tr>
         <w:tc>
@@ -501,6 +787,28 @@
             </w:r>
           </w:p>
         </w:tc>
+        <w:tc>
+          <w:p>
+            <w:pPr>
+              <w:pStyle w:val="Normal"/>
+              <w:jc w:val="center"/>
+            </w:pPr>
+            <w:r>
+              <w:t/>
+            </w:r>
+          </w:p>
+        </w:tc>
+        <w:tc>
+          <w:p>
+            <w:pPr>
+              <w:pStyle w:val="Normal"/>
+              <w:jc w:val="center"/>
+            </w:pPr>
+            <w:r>
+              <w:t>-0.011 (0.042)</w:t>
+            </w:r>
+          </w:p>
+        </w:tc>
       </w:tr>
       <w:tr>
         <w:tc>
@@ -536,6 +844,28 @@
             </w:r>
           </w:p>
         </w:tc>
+        <w:tc>
+          <w:p>
+            <w:pPr>
+              <w:pStyle w:val="Normal"/>
+              <w:jc w:val="center"/>
+            </w:pPr>
+            <w:r>
+              <w:t/>
+            </w:r>
+          </w:p>
+        </w:tc>
+        <w:tc>
+          <w:p>
+            <w:pPr>
+              <w:pStyle w:val="Normal"/>
+              <w:jc w:val="center"/>
+            </w:pPr>
+            <w:r>
+              <w:t>-0.047 (0.066)</w:t>
+            </w:r>
+          </w:p>
+        </w:tc>
       </w:tr>
       <w:tr>
         <w:tc>
@@ -571,6 +901,28 @@
             </w:r>
           </w:p>
         </w:tc>
+        <w:tc>
+          <w:p>
+            <w:pPr>
+              <w:pStyle w:val="Normal"/>
+              <w:jc w:val="center"/>
+            </w:pPr>
+            <w:r>
+              <w:t>Yes</w:t>
+            </w:r>
+          </w:p>
+        </w:tc>
+        <w:tc>
+          <w:p>
+            <w:pPr>
+              <w:pStyle w:val="Normal"/>
+              <w:jc w:val="center"/>
+            </w:pPr>
+            <w:r>
+              <w:t>Yes</w:t>
+            </w:r>
+          </w:p>
+        </w:tc>
       </w:tr>
       <w:tr>
         <w:tc>
@@ -606,6 +958,28 @@
             </w:r>
           </w:p>
         </w:tc>
+        <w:tc>
+          <w:p>
+            <w:pPr>
+              <w:pStyle w:val="Normal"/>
+              <w:jc w:val="center"/>
+            </w:pPr>
+            <w:r>
+              <w:t>0.143</w:t>
+            </w:r>
+          </w:p>
+        </w:tc>
+        <w:tc>
+          <w:p>
+            <w:pPr>
+              <w:pStyle w:val="Normal"/>
+              <w:jc w:val="center"/>
+            </w:pPr>
+            <w:r>
+              <w:t>0.148</w:t>
+            </w:r>
+          </w:p>
+        </w:tc>
       </w:tr>
       <w:tr>
         <w:tc>
@@ -616,6 +990,28 @@
             </w:pPr>
             <w:r>
               <w:t>No. of meta-analyses</w:t>
+            </w:r>
+          </w:p>
+        </w:tc>
+        <w:tc>
+          <w:p>
+            <w:pPr>
+              <w:pStyle w:val="Normal"/>
+              <w:jc w:val="center"/>
+            </w:pPr>
+            <w:r>
+              <w:t>708</w:t>
+            </w:r>
+          </w:p>
+        </w:tc>
+        <w:tc>
+          <w:p>
+            <w:pPr>
+              <w:pStyle w:val="Normal"/>
+              <w:jc w:val="center"/>
+            </w:pPr>
+            <w:r>
+              <w:t>708</w:t>
             </w:r>
           </w:p>
         </w:tc>

--- a/results/supplement/Table_S9.docx
+++ b/results/supplement/Table_S9.docx
@@ -88,40 +88,40 @@
               <w:jc w:val="center"/>
             </w:pPr>
             <w:r>
-              <w:t>5.183 (12.367)</w:t>
-            </w:r>
-          </w:p>
-        </w:tc>
-        <w:tc>
-          <w:p>
-            <w:pPr>
-              <w:pStyle w:val="Normal"/>
-              <w:jc w:val="center"/>
-            </w:pPr>
-            <w:r>
-              <w:t>5.243 (13.013)</w:t>
-            </w:r>
-          </w:p>
-        </w:tc>
-        <w:tc>
-          <w:p>
-            <w:pPr>
-              <w:pStyle w:val="Normal"/>
-              <w:jc w:val="center"/>
-            </w:pPr>
-            <w:r>
-              <w:t>7.498 (13.123)</w:t>
-            </w:r>
-          </w:p>
-        </w:tc>
-        <w:tc>
-          <w:p>
-            <w:pPr>
-              <w:pStyle w:val="Normal"/>
-              <w:jc w:val="center"/>
-            </w:pPr>
-            <w:r>
-              <w:t>3.889 (13.656)</w:t>
+              <w:t>5.467 (9.849)</w:t>
+            </w:r>
+          </w:p>
+        </w:tc>
+        <w:tc>
+          <w:p>
+            <w:pPr>
+              <w:pStyle w:val="Normal"/>
+              <w:jc w:val="center"/>
+            </w:pPr>
+            <w:r>
+              <w:t>2.031 (10.238)</w:t>
+            </w:r>
+          </w:p>
+        </w:tc>
+        <w:tc>
+          <w:p>
+            <w:pPr>
+              <w:pStyle w:val="Normal"/>
+              <w:jc w:val="center"/>
+            </w:pPr>
+            <w:r>
+              <w:t>54.661 (33.477)</w:t>
+            </w:r>
+          </w:p>
+        </w:tc>
+        <w:tc>
+          <w:p>
+            <w:pPr>
+              <w:pStyle w:val="Normal"/>
+              <w:jc w:val="center"/>
+            </w:pPr>
+            <w:r>
+              <w:t>43.721 (34.893)</w:t>
             </w:r>
           </w:p>
         </w:tc>
@@ -145,40 +145,40 @@
               <w:jc w:val="center"/>
             </w:pPr>
             <w:r>
-              <w:t>-0.006*** (0.000)</w:t>
-            </w:r>
-          </w:p>
-        </w:tc>
-        <w:tc>
-          <w:p>
-            <w:pPr>
-              <w:pStyle w:val="Normal"/>
-              <w:jc w:val="center"/>
-            </w:pPr>
-            <w:r>
-              <w:t>-0.006*** (0.000)</w:t>
-            </w:r>
-          </w:p>
-        </w:tc>
-        <w:tc>
-          <w:p>
-            <w:pPr>
-              <w:pStyle w:val="Normal"/>
-              <w:jc w:val="center"/>
-            </w:pPr>
-            <w:r>
-              <w:t>-0.003*** (0.000)</w:t>
-            </w:r>
-          </w:p>
-        </w:tc>
-        <w:tc>
-          <w:p>
-            <w:pPr>
-              <w:pStyle w:val="Normal"/>
-              <w:jc w:val="center"/>
-            </w:pPr>
-            <w:r>
-              <w:t>-0.003*** (0.000)</w:t>
+              <w:t>-0.017*** (0.001)</w:t>
+            </w:r>
+          </w:p>
+        </w:tc>
+        <w:tc>
+          <w:p>
+            <w:pPr>
+              <w:pStyle w:val="Normal"/>
+              <w:jc w:val="center"/>
+            </w:pPr>
+            <w:r>
+              <w:t>-0.017*** (0.001)</w:t>
+            </w:r>
+          </w:p>
+        </w:tc>
+        <w:tc>
+          <w:p>
+            <w:pPr>
+              <w:pStyle w:val="Normal"/>
+              <w:jc w:val="center"/>
+            </w:pPr>
+            <w:r>
+              <w:t>-0.015*** (0.002)</w:t>
+            </w:r>
+          </w:p>
+        </w:tc>
+        <w:tc>
+          <w:p>
+            <w:pPr>
+              <w:pStyle w:val="Normal"/>
+              <w:jc w:val="center"/>
+            </w:pPr>
+            <w:r>
+              <w:t>-0.014*** (0.002)</w:t>
             </w:r>
           </w:p>
         </w:tc>
@@ -202,40 +202,40 @@
               <w:jc w:val="center"/>
             </w:pPr>
             <w:r>
-              <w:t>0.061* (0.031)</w:t>
-            </w:r>
-          </w:p>
-        </w:tc>
-        <w:tc>
-          <w:p>
-            <w:pPr>
-              <w:pStyle w:val="Normal"/>
-              <w:jc w:val="center"/>
-            </w:pPr>
-            <w:r>
-              <w:t>0.057* (0.031)</w:t>
-            </w:r>
-          </w:p>
-        </w:tc>
-        <w:tc>
-          <w:p>
-            <w:pPr>
-              <w:pStyle w:val="Normal"/>
-              <w:jc w:val="center"/>
-            </w:pPr>
-            <w:r>
-              <w:t>0.041 (0.032)</w:t>
-            </w:r>
-          </w:p>
-        </w:tc>
-        <w:tc>
-          <w:p>
-            <w:pPr>
-              <w:pStyle w:val="Normal"/>
-              <w:jc w:val="center"/>
-            </w:pPr>
-            <w:r>
-              <w:t>0.035 (0.030)</w:t>
+              <w:t>0.054* (0.031)</w:t>
+            </w:r>
+          </w:p>
+        </w:tc>
+        <w:tc>
+          <w:p>
+            <w:pPr>
+              <w:pStyle w:val="Normal"/>
+              <w:jc w:val="center"/>
+            </w:pPr>
+            <w:r>
+              <w:t>0.038 (0.035)</w:t>
+            </w:r>
+          </w:p>
+        </w:tc>
+        <w:tc>
+          <w:p>
+            <w:pPr>
+              <w:pStyle w:val="Normal"/>
+              <w:jc w:val="center"/>
+            </w:pPr>
+            <w:r>
+              <w:t>0.106 (0.095)</w:t>
+            </w:r>
+          </w:p>
+        </w:tc>
+        <w:tc>
+          <w:p>
+            <w:pPr>
+              <w:pStyle w:val="Normal"/>
+              <w:jc w:val="center"/>
+            </w:pPr>
+            <w:r>
+              <w:t>0.039 (0.078)</w:t>
             </w:r>
           </w:p>
         </w:tc>
@@ -259,40 +259,40 @@
               <w:jc w:val="center"/>
             </w:pPr>
             <w:r>
-              <w:t>-0.002 (0.041)</w:t>
-            </w:r>
-          </w:p>
-        </w:tc>
-        <w:tc>
-          <w:p>
-            <w:pPr>
-              <w:pStyle w:val="Normal"/>
-              <w:jc w:val="center"/>
-            </w:pPr>
-            <w:r>
-              <w:t>0.010 (0.050)</w:t>
-            </w:r>
-          </w:p>
-        </w:tc>
-        <w:tc>
-          <w:p>
-            <w:pPr>
-              <w:pStyle w:val="Normal"/>
-              <w:jc w:val="center"/>
-            </w:pPr>
-            <w:r>
-              <w:t>0.011 (0.043)</w:t>
-            </w:r>
-          </w:p>
-        </w:tc>
-        <w:tc>
-          <w:p>
-            <w:pPr>
-              <w:pStyle w:val="Normal"/>
-              <w:jc w:val="center"/>
-            </w:pPr>
-            <w:r>
-              <w:t>0.014 (0.046)</w:t>
+              <w:t>0.025 (0.027)</w:t>
+            </w:r>
+          </w:p>
+        </w:tc>
+        <w:tc>
+          <w:p>
+            <w:pPr>
+              <w:pStyle w:val="Normal"/>
+              <w:jc w:val="center"/>
+            </w:pPr>
+            <w:r>
+              <w:t>0.028 (0.036)</w:t>
+            </w:r>
+          </w:p>
+        </w:tc>
+        <w:tc>
+          <w:p>
+            <w:pPr>
+              <w:pStyle w:val="Normal"/>
+              <w:jc w:val="center"/>
+            </w:pPr>
+            <w:r>
+              <w:t>0.092 (0.132)</w:t>
+            </w:r>
+          </w:p>
+        </w:tc>
+        <w:tc>
+          <w:p>
+            <w:pPr>
+              <w:pStyle w:val="Normal"/>
+              <w:jc w:val="center"/>
+            </w:pPr>
+            <w:r>
+              <w:t>0.127 (0.111)</w:t>
             </w:r>
           </w:p>
         </w:tc>
@@ -316,40 +316,40 @@
               <w:jc w:val="center"/>
             </w:pPr>
             <w:r>
-              <w:t>-0.022 (0.036)</w:t>
-            </w:r>
-          </w:p>
-        </w:tc>
-        <w:tc>
-          <w:p>
-            <w:pPr>
-              <w:pStyle w:val="Normal"/>
-              <w:jc w:val="center"/>
-            </w:pPr>
-            <w:r>
-              <w:t>-0.034 (0.040)</w:t>
-            </w:r>
-          </w:p>
-        </w:tc>
-        <w:tc>
-          <w:p>
-            <w:pPr>
-              <w:pStyle w:val="Normal"/>
-              <w:jc w:val="center"/>
-            </w:pPr>
-            <w:r>
-              <w:t>0.023 (0.038)</w:t>
-            </w:r>
-          </w:p>
-        </w:tc>
-        <w:tc>
-          <w:p>
-            <w:pPr>
-              <w:pStyle w:val="Normal"/>
-              <w:jc w:val="center"/>
-            </w:pPr>
-            <w:r>
-              <w:t>0.008 (0.041)</w:t>
+              <w:t>-0.044 (0.032)</w:t>
+            </w:r>
+          </w:p>
+        </w:tc>
+        <w:tc>
+          <w:p>
+            <w:pPr>
+              <w:pStyle w:val="Normal"/>
+              <w:jc w:val="center"/>
+            </w:pPr>
+            <w:r>
+              <w:t>-0.060 (0.038)</w:t>
+            </w:r>
+          </w:p>
+        </w:tc>
+        <w:tc>
+          <w:p>
+            <w:pPr>
+              <w:pStyle w:val="Normal"/>
+              <w:jc w:val="center"/>
+            </w:pPr>
+            <w:r>
+              <w:t>0.087 (0.083)</w:t>
+            </w:r>
+          </w:p>
+        </w:tc>
+        <w:tc>
+          <w:p>
+            <w:pPr>
+              <w:pStyle w:val="Normal"/>
+              <w:jc w:val="center"/>
+            </w:pPr>
+            <w:r>
+              <w:t>0.027 (0.089)</w:t>
             </w:r>
           </w:p>
         </w:tc>
@@ -373,40 +373,40 @@
               <w:jc w:val="center"/>
             </w:pPr>
             <w:r>
-              <w:t>0.027* (0.014)</w:t>
-            </w:r>
-          </w:p>
-        </w:tc>
-        <w:tc>
-          <w:p>
-            <w:pPr>
-              <w:pStyle w:val="Normal"/>
-              <w:jc w:val="center"/>
-            </w:pPr>
-            <w:r>
-              <w:t>0.028** (0.013)</w:t>
-            </w:r>
-          </w:p>
-        </w:tc>
-        <w:tc>
-          <w:p>
-            <w:pPr>
-              <w:pStyle w:val="Normal"/>
-              <w:jc w:val="center"/>
-            </w:pPr>
-            <w:r>
-              <w:t>-0.004 (0.015)</w:t>
-            </w:r>
-          </w:p>
-        </w:tc>
-        <w:tc>
-          <w:p>
-            <w:pPr>
-              <w:pStyle w:val="Normal"/>
-              <w:jc w:val="center"/>
-            </w:pPr>
-            <w:r>
-              <w:t>0.003 (0.013)</w:t>
+              <w:t>0.012 (0.016)</w:t>
+            </w:r>
+          </w:p>
+        </w:tc>
+        <w:tc>
+          <w:p>
+            <w:pPr>
+              <w:pStyle w:val="Normal"/>
+              <w:jc w:val="center"/>
+            </w:pPr>
+            <w:r>
+              <w:t>0.013 (0.017)</w:t>
+            </w:r>
+          </w:p>
+        </w:tc>
+        <w:tc>
+          <w:p>
+            <w:pPr>
+              <w:pStyle w:val="Normal"/>
+              <w:jc w:val="center"/>
+            </w:pPr>
+            <w:r>
+              <w:t>-0.158*** (0.053)</w:t>
+            </w:r>
+          </w:p>
+        </w:tc>
+        <w:tc>
+          <w:p>
+            <w:pPr>
+              <w:pStyle w:val="Normal"/>
+              <w:jc w:val="center"/>
+            </w:pPr>
+            <w:r>
+              <w:t>-0.134*** (0.042)</w:t>
             </w:r>
           </w:p>
         </w:tc>
@@ -430,40 +430,40 @@
               <w:jc w:val="center"/>
             </w:pPr>
             <w:r>
-              <w:t>-0.037 (0.024)</w:t>
-            </w:r>
-          </w:p>
-        </w:tc>
-        <w:tc>
-          <w:p>
-            <w:pPr>
-              <w:pStyle w:val="Normal"/>
-              <w:jc w:val="center"/>
-            </w:pPr>
-            <w:r>
-              <w:t>-0.033 (0.026)</w:t>
-            </w:r>
-          </w:p>
-        </w:tc>
-        <w:tc>
-          <w:p>
-            <w:pPr>
-              <w:pStyle w:val="Normal"/>
-              <w:jc w:val="center"/>
-            </w:pPr>
-            <w:r>
-              <w:t>-0.012 (0.026)</w:t>
-            </w:r>
-          </w:p>
-        </w:tc>
-        <w:tc>
-          <w:p>
-            <w:pPr>
-              <w:pStyle w:val="Normal"/>
-              <w:jc w:val="center"/>
-            </w:pPr>
-            <w:r>
-              <w:t>-0.007 (0.029)</w:t>
+              <w:t>0.008 (0.032)</w:t>
+            </w:r>
+          </w:p>
+        </w:tc>
+        <w:tc>
+          <w:p>
+            <w:pPr>
+              <w:pStyle w:val="Normal"/>
+              <w:jc w:val="center"/>
+            </w:pPr>
+            <w:r>
+              <w:t>0.033 (0.034)</w:t>
+            </w:r>
+          </w:p>
+        </w:tc>
+        <w:tc>
+          <w:p>
+            <w:pPr>
+              <w:pStyle w:val="Normal"/>
+              <w:jc w:val="center"/>
+            </w:pPr>
+            <w:r>
+              <w:t>-0.032 (0.075)</w:t>
+            </w:r>
+          </w:p>
+        </w:tc>
+        <w:tc>
+          <w:p>
+            <w:pPr>
+              <w:pStyle w:val="Normal"/>
+              <w:jc w:val="center"/>
+            </w:pPr>
+            <w:r>
+              <w:t>-0.010 (0.076)</w:t>
             </w:r>
           </w:p>
         </w:tc>
@@ -487,40 +487,40 @@
               <w:jc w:val="center"/>
             </w:pPr>
             <w:r>
-              <w:t>-0.002 (0.006)</w:t>
-            </w:r>
-          </w:p>
-        </w:tc>
-        <w:tc>
-          <w:p>
-            <w:pPr>
-              <w:pStyle w:val="Normal"/>
-              <w:jc w:val="center"/>
-            </w:pPr>
-            <w:r>
-              <w:t>-0.002 (0.006)</w:t>
-            </w:r>
-          </w:p>
-        </w:tc>
-        <w:tc>
-          <w:p>
-            <w:pPr>
-              <w:pStyle w:val="Normal"/>
-              <w:jc w:val="center"/>
-            </w:pPr>
-            <w:r>
-              <w:t>-0.004 (0.007)</w:t>
-            </w:r>
-          </w:p>
-        </w:tc>
-        <w:tc>
-          <w:p>
-            <w:pPr>
-              <w:pStyle w:val="Normal"/>
-              <w:jc w:val="center"/>
-            </w:pPr>
-            <w:r>
-              <w:t>-0.002 (0.007)</w:t>
+              <w:t>-0.003 (0.005)</w:t>
+            </w:r>
+          </w:p>
+        </w:tc>
+        <w:tc>
+          <w:p>
+            <w:pPr>
+              <w:pStyle w:val="Normal"/>
+              <w:jc w:val="center"/>
+            </w:pPr>
+            <w:r>
+              <w:t>-0.001 (0.005)</w:t>
+            </w:r>
+          </w:p>
+        </w:tc>
+        <w:tc>
+          <w:p>
+            <w:pPr>
+              <w:pStyle w:val="Normal"/>
+              <w:jc w:val="center"/>
+            </w:pPr>
+            <w:r>
+              <w:t>-0.027 (0.017)</w:t>
+            </w:r>
+          </w:p>
+        </w:tc>
+        <w:tc>
+          <w:p>
+            <w:pPr>
+              <w:pStyle w:val="Normal"/>
+              <w:jc w:val="center"/>
+            </w:pPr>
+            <w:r>
+              <w:t>-0.022 (0.017)</w:t>
             </w:r>
           </w:p>
         </w:tc>
@@ -555,7 +555,7 @@
               <w:jc w:val="center"/>
             </w:pPr>
             <w:r>
-              <w:t>-0.033 (0.032)</w:t>
+              <w:t>-0.087** (0.038)</w:t>
             </w:r>
           </w:p>
         </w:tc>
@@ -577,7 +577,7 @@
               <w:jc w:val="center"/>
             </w:pPr>
             <w:r>
-              <w:t>-0.084** (0.033)</w:t>
+              <w:t>-0.205** (0.092)</w:t>
             </w:r>
           </w:p>
         </w:tc>
@@ -612,7 +612,7 @@
               <w:jc w:val="center"/>
             </w:pPr>
             <w:r>
-              <w:t>-0.031 (0.043)</w:t>
+              <w:t>-0.048 (0.057)</w:t>
             </w:r>
           </w:p>
         </w:tc>
@@ -634,7 +634,7 @@
               <w:jc w:val="center"/>
             </w:pPr>
             <w:r>
-              <w:t>-0.070* (0.041)</w:t>
+              <w:t>-0.276 (0.189)</w:t>
             </w:r>
           </w:p>
         </w:tc>
@@ -669,7 +669,7 @@
               <w:jc w:val="center"/>
             </w:pPr>
             <w:r>
-              <w:t>-0.065 (0.065)</w:t>
+              <w:t>-0.120 (0.091)</w:t>
             </w:r>
           </w:p>
         </w:tc>
@@ -691,7 +691,7 @@
               <w:jc w:val="center"/>
             </w:pPr>
             <w:r>
-              <w:t>-0.041 (0.049)</w:t>
+              <w:t>-0.345*** (0.130)</w:t>
             </w:r>
           </w:p>
         </w:tc>
@@ -726,7 +726,7 @@
               <w:jc w:val="center"/>
             </w:pPr>
             <w:r>
-              <w:t>0.044 (0.047)</w:t>
+              <w:t>0.065* (0.035)</w:t>
             </w:r>
           </w:p>
         </w:tc>
@@ -748,7 +748,7 @@
               <w:jc w:val="center"/>
             </w:pPr>
             <w:r>
-              <w:t>0.078* (0.041)</w:t>
+              <w:t>0.367** (0.165)</w:t>
             </w:r>
           </w:p>
         </w:tc>
@@ -783,7 +783,7 @@
               <w:jc w:val="center"/>
             </w:pPr>
             <w:r>
-              <w:t>-0.020 (0.047)</w:t>
+              <w:t>-0.023 (0.027)</w:t>
             </w:r>
           </w:p>
         </w:tc>
@@ -805,7 +805,7 @@
               <w:jc w:val="center"/>
             </w:pPr>
             <w:r>
-              <w:t>-0.011 (0.042)</w:t>
+              <w:t>-0.082 (0.083)</w:t>
             </w:r>
           </w:p>
         </w:tc>
@@ -840,7 +840,7 @@
               <w:jc w:val="center"/>
             </w:pPr>
             <w:r>
-              <w:t>-0.036 (0.062)</w:t>
+              <w:t>0.086 (0.088)</w:t>
             </w:r>
           </w:p>
         </w:tc>
@@ -862,7 +862,7 @@
               <w:jc w:val="center"/>
             </w:pPr>
             <w:r>
-              <w:t>-0.047 (0.066)</w:t>
+              <w:t>-0.108 (0.165)</w:t>
             </w:r>
           </w:p>
         </w:tc>
@@ -932,51 +932,51 @@
               <w:jc w:val="left"/>
             </w:pPr>
             <w:r>
-              <w:t>Adjusted R-squared</w:t>
-            </w:r>
-          </w:p>
-        </w:tc>
-        <w:tc>
-          <w:p>
-            <w:pPr>
-              <w:pStyle w:val="Normal"/>
-              <w:jc w:val="center"/>
-            </w:pPr>
-            <w:r>
-              <w:t>0.401</w:t>
-            </w:r>
-          </w:p>
-        </w:tc>
-        <w:tc>
-          <w:p>
-            <w:pPr>
-              <w:pStyle w:val="Normal"/>
-              <w:jc w:val="center"/>
-            </w:pPr>
-            <w:r>
-              <w:t>0.400</w:t>
-            </w:r>
-          </w:p>
-        </w:tc>
-        <w:tc>
-          <w:p>
-            <w:pPr>
-              <w:pStyle w:val="Normal"/>
-              <w:jc w:val="center"/>
-            </w:pPr>
-            <w:r>
-              <w:t>0.143</w:t>
-            </w:r>
-          </w:p>
-        </w:tc>
-        <w:tc>
-          <w:p>
-            <w:pPr>
-              <w:pStyle w:val="Normal"/>
-              <w:jc w:val="center"/>
-            </w:pPr>
-            <w:r>
-              <w:t>0.148</w:t>
+              <w:t>AIC</w:t>
+            </w:r>
+          </w:p>
+        </w:tc>
+        <w:tc>
+          <w:p>
+            <w:pPr>
+              <w:pStyle w:val="Normal"/>
+              <w:jc w:val="center"/>
+            </w:pPr>
+            <w:r>
+              <w:t>3198.048</w:t>
+            </w:r>
+          </w:p>
+        </w:tc>
+        <w:tc>
+          <w:p>
+            <w:pPr>
+              <w:pStyle w:val="Normal"/>
+              <w:jc w:val="center"/>
+            </w:pPr>
+            <w:r>
+              <w:t>3193.301</w:t>
+            </w:r>
+          </w:p>
+        </w:tc>
+        <w:tc>
+          <w:p>
+            <w:pPr>
+              <w:pStyle w:val="Normal"/>
+              <w:jc w:val="center"/>
+            </w:pPr>
+            <w:r>
+              <w:t>3250.227</w:t>
+            </w:r>
+          </w:p>
+        </w:tc>
+        <w:tc>
+          <w:p>
+            <w:pPr>
+              <w:pStyle w:val="Normal"/>
+              <w:jc w:val="center"/>
+            </w:pPr>
+            <w:r>
+              <w:t>3230.694</w:t>
             </w:r>
           </w:p>
         </w:tc>
@@ -1000,40 +1000,40 @@
               <w:jc w:val="center"/>
             </w:pPr>
             <w:r>
-              <w:t>708</w:t>
-            </w:r>
-          </w:p>
-        </w:tc>
-        <w:tc>
-          <w:p>
-            <w:pPr>
-              <w:pStyle w:val="Normal"/>
-              <w:jc w:val="center"/>
-            </w:pPr>
-            <w:r>
-              <w:t>708</w:t>
-            </w:r>
-          </w:p>
-        </w:tc>
-        <w:tc>
-          <w:p>
-            <w:pPr>
-              <w:pStyle w:val="Normal"/>
-              <w:jc w:val="center"/>
-            </w:pPr>
-            <w:r>
-              <w:t>708</w:t>
-            </w:r>
-          </w:p>
-        </w:tc>
-        <w:tc>
-          <w:p>
-            <w:pPr>
-              <w:pStyle w:val="Normal"/>
-              <w:jc w:val="center"/>
-            </w:pPr>
-            <w:r>
-              <w:t>708</w:t>
+              <w:t>650</w:t>
+            </w:r>
+          </w:p>
+        </w:tc>
+        <w:tc>
+          <w:p>
+            <w:pPr>
+              <w:pStyle w:val="Normal"/>
+              <w:jc w:val="center"/>
+            </w:pPr>
+            <w:r>
+              <w:t>650</w:t>
+            </w:r>
+          </w:p>
+        </w:tc>
+        <w:tc>
+          <w:p>
+            <w:pPr>
+              <w:pStyle w:val="Normal"/>
+              <w:jc w:val="center"/>
+            </w:pPr>
+            <w:r>
+              <w:t>606</w:t>
+            </w:r>
+          </w:p>
+        </w:tc>
+        <w:tc>
+          <w:p>
+            <w:pPr>
+              <w:pStyle w:val="Normal"/>
+              <w:jc w:val="center"/>
+            </w:pPr>
+            <w:r>
+              <w:t>606</w:t>
             </w:r>
           </w:p>
         </w:tc>

--- a/results/supplement/Table_S9.docx
+++ b/results/supplement/Table_S9.docx
@@ -20,51 +20,95 @@
               <w:jc w:val="left"/>
             </w:pPr>
             <w:r>
-              <w:t>Variable</w:t>
-            </w:r>
-          </w:p>
-        </w:tc>
-        <w:tc>
-          <w:p>
-            <w:pPr>
-              <w:pStyle w:val="Normal"/>
-              <w:jc w:val="center"/>
-            </w:pPr>
-            <w:r>
-              <w:t>0% heterogeneity: Model 1 Estimate (SE)</w:t>
-            </w:r>
-          </w:p>
-        </w:tc>
-        <w:tc>
-          <w:p>
-            <w:pPr>
-              <w:pStyle w:val="Normal"/>
-              <w:jc w:val="center"/>
-            </w:pPr>
-            <w:r>
-              <w:t>0% heterogeneity: Model 2 Estimate (SE)</w:t>
-            </w:r>
-          </w:p>
-        </w:tc>
-        <w:tc>
-          <w:p>
-            <w:pPr>
-              <w:pStyle w:val="Normal"/>
-              <w:jc w:val="center"/>
-            </w:pPr>
-            <w:r>
-              <w:t>50% heterogeneity: Model 1 Estimate (SE)</w:t>
-            </w:r>
-          </w:p>
-        </w:tc>
-        <w:tc>
-          <w:p>
-            <w:pPr>
-              <w:pStyle w:val="Normal"/>
-              <w:jc w:val="center"/>
-            </w:pPr>
-            <w:r>
-              <w:t>50% heterogeneity: Model 2 Estimate (SE)</w:t>
+              <w:t>No.</w:t>
+            </w:r>
+          </w:p>
+        </w:tc>
+        <w:tc>
+          <w:p>
+            <w:pPr>
+              <w:pStyle w:val="Normal"/>
+              <w:jc w:val="center"/>
+            </w:pPr>
+            <w:r>
+              <w:t>Effect size</w:t>
+            </w:r>
+          </w:p>
+        </w:tc>
+        <w:tc>
+          <w:p>
+            <w:pPr>
+              <w:pStyle w:val="Normal"/>
+              <w:jc w:val="center"/>
+            </w:pPr>
+            <w:r>
+              <w:t>Ecology</w:t>
+            </w:r>
+          </w:p>
+        </w:tc>
+        <w:tc>
+          <w:p>
+            <w:pPr>
+              <w:pStyle w:val="Normal"/>
+              <w:jc w:val="center"/>
+            </w:pPr>
+            <w:r>
+              <w:t>Environmental Chemistry</w:t>
+            </w:r>
+          </w:p>
+        </w:tc>
+        <w:tc>
+          <w:p>
+            <w:pPr>
+              <w:pStyle w:val="Normal"/>
+              <w:jc w:val="center"/>
+            </w:pPr>
+            <w:r>
+              <w:t>Environmental Engineering</w:t>
+            </w:r>
+          </w:p>
+        </w:tc>
+        <w:tc>
+          <w:p>
+            <w:pPr>
+              <w:pStyle w:val="Normal"/>
+              <w:jc w:val="center"/>
+            </w:pPr>
+            <w:r>
+              <w:t>Health, Toxicology and Mutagenesis</w:t>
+            </w:r>
+          </w:p>
+        </w:tc>
+        <w:tc>
+          <w:p>
+            <w:pPr>
+              <w:pStyle w:val="Normal"/>
+              <w:jc w:val="center"/>
+            </w:pPr>
+            <w:r>
+              <w:t>Management, Monitoring, Policy and Law</w:t>
+            </w:r>
+          </w:p>
+        </w:tc>
+        <w:tc>
+          <w:p>
+            <w:pPr>
+              <w:pStyle w:val="Normal"/>
+              <w:jc w:val="center"/>
+            </w:pPr>
+            <w:r>
+              <w:t>Nature and Landscape Conservation</w:t>
+            </w:r>
+          </w:p>
+        </w:tc>
+        <w:tc>
+          <w:p>
+            <w:pPr>
+              <w:pStyle w:val="Normal"/>
+              <w:jc w:val="center"/>
+            </w:pPr>
+            <w:r>
+              <w:t>Water Science and Technology</w:t>
             </w:r>
           </w:p>
         </w:tc>
@@ -77,51 +121,95 @@
               <w:jc w:val="left"/>
             </w:pPr>
             <w:r>
-              <w:t>Intercept</w:t>
-            </w:r>
-          </w:p>
-        </w:tc>
-        <w:tc>
-          <w:p>
-            <w:pPr>
-              <w:pStyle w:val="Normal"/>
-              <w:jc w:val="center"/>
-            </w:pPr>
-            <w:r>
-              <w:t>5.467 (9.849)</w:t>
-            </w:r>
-          </w:p>
-        </w:tc>
-        <w:tc>
-          <w:p>
-            <w:pPr>
-              <w:pStyle w:val="Normal"/>
-              <w:jc w:val="center"/>
-            </w:pPr>
-            <w:r>
-              <w:t>2.031 (10.238)</w:t>
-            </w:r>
-          </w:p>
-        </w:tc>
-        <w:tc>
-          <w:p>
-            <w:pPr>
-              <w:pStyle w:val="Normal"/>
-              <w:jc w:val="center"/>
-            </w:pPr>
-            <w:r>
-              <w:t>54.661 (33.477)</w:t>
-            </w:r>
-          </w:p>
-        </w:tc>
-        <w:tc>
-          <w:p>
-            <w:pPr>
-              <w:pStyle w:val="Normal"/>
-              <w:jc w:val="center"/>
-            </w:pPr>
-            <w:r>
-              <w:t>43.721 (34.893)</w:t>
+              <w:t>1</w:t>
+            </w:r>
+          </w:p>
+        </w:tc>
+        <w:tc>
+          <w:p>
+            <w:pPr>
+              <w:pStyle w:val="Normal"/>
+              <w:jc w:val="center"/>
+            </w:pPr>
+            <w:r>
+              <w:t>Cohen's $d$</w:t>
+            </w:r>
+          </w:p>
+        </w:tc>
+        <w:tc>
+          <w:p>
+            <w:pPr>
+              <w:pStyle w:val="Normal"/>
+              <w:jc w:val="center"/>
+            </w:pPr>
+            <w:r>
+              <w:t>5</w:t>
+            </w:r>
+          </w:p>
+        </w:tc>
+        <w:tc>
+          <w:p>
+            <w:pPr>
+              <w:pStyle w:val="Normal"/>
+              <w:jc w:val="center"/>
+            </w:pPr>
+            <w:r>
+              <w:t>9</w:t>
+            </w:r>
+          </w:p>
+        </w:tc>
+        <w:tc>
+          <w:p>
+            <w:pPr>
+              <w:pStyle w:val="Normal"/>
+              <w:jc w:val="center"/>
+            </w:pPr>
+            <w:r>
+              <w:t>3</w:t>
+            </w:r>
+          </w:p>
+        </w:tc>
+        <w:tc>
+          <w:p>
+            <w:pPr>
+              <w:pStyle w:val="Normal"/>
+              <w:jc w:val="center"/>
+            </w:pPr>
+            <w:r>
+              <w:t> 2</w:t>
+            </w:r>
+          </w:p>
+        </w:tc>
+        <w:tc>
+          <w:p>
+            <w:pPr>
+              <w:pStyle w:val="Normal"/>
+              <w:jc w:val="center"/>
+            </w:pPr>
+            <w:r>
+              <w:t>0</w:t>
+            </w:r>
+          </w:p>
+        </w:tc>
+        <w:tc>
+          <w:p>
+            <w:pPr>
+              <w:pStyle w:val="Normal"/>
+              <w:jc w:val="center"/>
+            </w:pPr>
+            <w:r>
+              <w:t>2</w:t>
+            </w:r>
+          </w:p>
+        </w:tc>
+        <w:tc>
+          <w:p>
+            <w:pPr>
+              <w:pStyle w:val="Normal"/>
+              <w:jc w:val="center"/>
+            </w:pPr>
+            <w:r>
+              <w:t>2</w:t>
             </w:r>
           </w:p>
         </w:tc>
@@ -134,51 +222,95 @@
               <w:jc w:val="left"/>
             </w:pPr>
             <w:r>
-              <w:t>Median power</w:t>
-            </w:r>
-          </w:p>
-        </w:tc>
-        <w:tc>
-          <w:p>
-            <w:pPr>
-              <w:pStyle w:val="Normal"/>
-              <w:jc w:val="center"/>
-            </w:pPr>
-            <w:r>
-              <w:t>-0.017*** (0.001)</w:t>
-            </w:r>
-          </w:p>
-        </w:tc>
-        <w:tc>
-          <w:p>
-            <w:pPr>
-              <w:pStyle w:val="Normal"/>
-              <w:jc w:val="center"/>
-            </w:pPr>
-            <w:r>
-              <w:t>-0.017*** (0.001)</w:t>
-            </w:r>
-          </w:p>
-        </w:tc>
-        <w:tc>
-          <w:p>
-            <w:pPr>
-              <w:pStyle w:val="Normal"/>
-              <w:jc w:val="center"/>
-            </w:pPr>
-            <w:r>
-              <w:t>-0.015*** (0.002)</w:t>
-            </w:r>
-          </w:p>
-        </w:tc>
-        <w:tc>
-          <w:p>
-            <w:pPr>
-              <w:pStyle w:val="Normal"/>
-              <w:jc w:val="center"/>
-            </w:pPr>
-            <w:r>
-              <w:t>-0.014*** (0.002)</w:t>
+              <w:t>2</w:t>
+            </w:r>
+          </w:p>
+        </w:tc>
+        <w:tc>
+          <w:p>
+            <w:pPr>
+              <w:pStyle w:val="Normal"/>
+              <w:jc w:val="center"/>
+            </w:pPr>
+            <w:r>
+              <w:t>Correlation coefficient ($r$)</w:t>
+            </w:r>
+          </w:p>
+        </w:tc>
+        <w:tc>
+          <w:p>
+            <w:pPr>
+              <w:pStyle w:val="Normal"/>
+              <w:jc w:val="center"/>
+            </w:pPr>
+            <w:r>
+              <w:t>5</w:t>
+            </w:r>
+          </w:p>
+        </w:tc>
+        <w:tc>
+          <w:p>
+            <w:pPr>
+              <w:pStyle w:val="Normal"/>
+              <w:jc w:val="center"/>
+            </w:pPr>
+            <w:r>
+              <w:t>0</w:t>
+            </w:r>
+          </w:p>
+        </w:tc>
+        <w:tc>
+          <w:p>
+            <w:pPr>
+              <w:pStyle w:val="Normal"/>
+              <w:jc w:val="center"/>
+            </w:pPr>
+            <w:r>
+              <w:t>0</w:t>
+            </w:r>
+          </w:p>
+        </w:tc>
+        <w:tc>
+          <w:p>
+            <w:pPr>
+              <w:pStyle w:val="Normal"/>
+              <w:jc w:val="center"/>
+            </w:pPr>
+            <w:r>
+              <w:t> 1</w:t>
+            </w:r>
+          </w:p>
+        </w:tc>
+        <w:tc>
+          <w:p>
+            <w:pPr>
+              <w:pStyle w:val="Normal"/>
+              <w:jc w:val="center"/>
+            </w:pPr>
+            <w:r>
+              <w:t>0</w:t>
+            </w:r>
+          </w:p>
+        </w:tc>
+        <w:tc>
+          <w:p>
+            <w:pPr>
+              <w:pStyle w:val="Normal"/>
+              <w:jc w:val="center"/>
+            </w:pPr>
+            <w:r>
+              <w:t>0</w:t>
+            </w:r>
+          </w:p>
+        </w:tc>
+        <w:tc>
+          <w:p>
+            <w:pPr>
+              <w:pStyle w:val="Normal"/>
+              <w:jc w:val="center"/>
+            </w:pPr>
+            <w:r>
+              <w:t>15</w:t>
             </w:r>
           </w:p>
         </w:tc>
@@ -191,51 +323,95 @@
               <w:jc w:val="left"/>
             </w:pPr>
             <w:r>
-              <w:t>Experimental research design? (yes)</w:t>
-            </w:r>
-          </w:p>
-        </w:tc>
-        <w:tc>
-          <w:p>
-            <w:pPr>
-              <w:pStyle w:val="Normal"/>
-              <w:jc w:val="center"/>
-            </w:pPr>
-            <w:r>
-              <w:t>0.054* (0.031)</w:t>
-            </w:r>
-          </w:p>
-        </w:tc>
-        <w:tc>
-          <w:p>
-            <w:pPr>
-              <w:pStyle w:val="Normal"/>
-              <w:jc w:val="center"/>
-            </w:pPr>
-            <w:r>
-              <w:t>0.038 (0.035)</w:t>
-            </w:r>
-          </w:p>
-        </w:tc>
-        <w:tc>
-          <w:p>
-            <w:pPr>
-              <w:pStyle w:val="Normal"/>
-              <w:jc w:val="center"/>
-            </w:pPr>
-            <w:r>
-              <w:t>0.106 (0.095)</w:t>
-            </w:r>
-          </w:p>
-        </w:tc>
-        <w:tc>
-          <w:p>
-            <w:pPr>
-              <w:pStyle w:val="Normal"/>
-              <w:jc w:val="center"/>
-            </w:pPr>
-            <w:r>
-              <w:t>0.039 (0.078)</w:t>
+              <w:t>3</w:t>
+            </w:r>
+          </w:p>
+        </w:tc>
+        <w:tc>
+          <w:p>
+            <w:pPr>
+              <w:pStyle w:val="Normal"/>
+              <w:jc w:val="center"/>
+            </w:pPr>
+            <w:r>
+              <w:t>Excess risk</w:t>
+            </w:r>
+          </w:p>
+        </w:tc>
+        <w:tc>
+          <w:p>
+            <w:pPr>
+              <w:pStyle w:val="Normal"/>
+              <w:jc w:val="center"/>
+            </w:pPr>
+            <w:r>
+              <w:t>0</w:t>
+            </w:r>
+          </w:p>
+        </w:tc>
+        <w:tc>
+          <w:p>
+            <w:pPr>
+              <w:pStyle w:val="Normal"/>
+              <w:jc w:val="center"/>
+            </w:pPr>
+            <w:r>
+              <w:t>0</w:t>
+            </w:r>
+          </w:p>
+        </w:tc>
+        <w:tc>
+          <w:p>
+            <w:pPr>
+              <w:pStyle w:val="Normal"/>
+              <w:jc w:val="center"/>
+            </w:pPr>
+            <w:r>
+              <w:t>0</w:t>
+            </w:r>
+          </w:p>
+        </w:tc>
+        <w:tc>
+          <w:p>
+            <w:pPr>
+              <w:pStyle w:val="Normal"/>
+              <w:jc w:val="center"/>
+            </w:pPr>
+            <w:r>
+              <w:t>14</w:t>
+            </w:r>
+          </w:p>
+        </w:tc>
+        <w:tc>
+          <w:p>
+            <w:pPr>
+              <w:pStyle w:val="Normal"/>
+              <w:jc w:val="center"/>
+            </w:pPr>
+            <w:r>
+              <w:t>0</w:t>
+            </w:r>
+          </w:p>
+        </w:tc>
+        <w:tc>
+          <w:p>
+            <w:pPr>
+              <w:pStyle w:val="Normal"/>
+              <w:jc w:val="center"/>
+            </w:pPr>
+            <w:r>
+              <w:t>0</w:t>
+            </w:r>
+          </w:p>
+        </w:tc>
+        <w:tc>
+          <w:p>
+            <w:pPr>
+              <w:pStyle w:val="Normal"/>
+              <w:jc w:val="center"/>
+            </w:pPr>
+            <w:r>
+              <w:t>0</w:t>
             </w:r>
           </w:p>
         </w:tc>
@@ -248,51 +424,95 @@
               <w:jc w:val="left"/>
             </w:pPr>
             <w:r>
-              <w:t>Followed reporting guidelines? (yes)</w:t>
-            </w:r>
-          </w:p>
-        </w:tc>
-        <w:tc>
-          <w:p>
-            <w:pPr>
-              <w:pStyle w:val="Normal"/>
-              <w:jc w:val="center"/>
-            </w:pPr>
-            <w:r>
-              <w:t>0.025 (0.027)</w:t>
-            </w:r>
-          </w:p>
-        </w:tc>
-        <w:tc>
-          <w:p>
-            <w:pPr>
-              <w:pStyle w:val="Normal"/>
-              <w:jc w:val="center"/>
-            </w:pPr>
-            <w:r>
-              <w:t>0.028 (0.036)</w:t>
-            </w:r>
-          </w:p>
-        </w:tc>
-        <w:tc>
-          <w:p>
-            <w:pPr>
-              <w:pStyle w:val="Normal"/>
-              <w:jc w:val="center"/>
-            </w:pPr>
-            <w:r>
-              <w:t>0.092 (0.132)</w:t>
-            </w:r>
-          </w:p>
-        </w:tc>
-        <w:tc>
-          <w:p>
-            <w:pPr>
-              <w:pStyle w:val="Normal"/>
-              <w:jc w:val="center"/>
-            </w:pPr>
-            <w:r>
-              <w:t>0.127 (0.111)</w:t>
+              <w:t>4</w:t>
+            </w:r>
+          </w:p>
+        </w:tc>
+        <w:tc>
+          <w:p>
+            <w:pPr>
+              <w:pStyle w:val="Normal"/>
+              <w:jc w:val="center"/>
+            </w:pPr>
+            <w:r>
+              <w:t>Fisher's $z$</w:t>
+            </w:r>
+          </w:p>
+        </w:tc>
+        <w:tc>
+          <w:p>
+            <w:pPr>
+              <w:pStyle w:val="Normal"/>
+              <w:jc w:val="center"/>
+            </w:pPr>
+            <w:r>
+              <w:t>4</w:t>
+            </w:r>
+          </w:p>
+        </w:tc>
+        <w:tc>
+          <w:p>
+            <w:pPr>
+              <w:pStyle w:val="Normal"/>
+              <w:jc w:val="center"/>
+            </w:pPr>
+            <w:r>
+              <w:t>2</w:t>
+            </w:r>
+          </w:p>
+        </w:tc>
+        <w:tc>
+          <w:p>
+            <w:pPr>
+              <w:pStyle w:val="Normal"/>
+              <w:jc w:val="center"/>
+            </w:pPr>
+            <w:r>
+              <w:t>0</w:t>
+            </w:r>
+          </w:p>
+        </w:tc>
+        <w:tc>
+          <w:p>
+            <w:pPr>
+              <w:pStyle w:val="Normal"/>
+              <w:jc w:val="center"/>
+            </w:pPr>
+            <w:r>
+              <w:t> 0</w:t>
+            </w:r>
+          </w:p>
+        </w:tc>
+        <w:tc>
+          <w:p>
+            <w:pPr>
+              <w:pStyle w:val="Normal"/>
+              <w:jc w:val="center"/>
+            </w:pPr>
+            <w:r>
+              <w:t>0</w:t>
+            </w:r>
+          </w:p>
+        </w:tc>
+        <w:tc>
+          <w:p>
+            <w:pPr>
+              <w:pStyle w:val="Normal"/>
+              <w:jc w:val="center"/>
+            </w:pPr>
+            <w:r>
+              <w:t>8</w:t>
+            </w:r>
+          </w:p>
+        </w:tc>
+        <w:tc>
+          <w:p>
+            <w:pPr>
+              <w:pStyle w:val="Normal"/>
+              <w:jc w:val="center"/>
+            </w:pPr>
+            <w:r>
+              <w:t>1</w:t>
             </w:r>
           </w:p>
         </w:tc>
@@ -305,51 +525,95 @@
               <w:jc w:val="left"/>
             </w:pPr>
             <w:r>
-              <w:t>Protocol registered? (yes)</w:t>
-            </w:r>
-          </w:p>
-        </w:tc>
-        <w:tc>
-          <w:p>
-            <w:pPr>
-              <w:pStyle w:val="Normal"/>
-              <w:jc w:val="center"/>
-            </w:pPr>
-            <w:r>
-              <w:t>-0.044 (0.032)</w:t>
-            </w:r>
-          </w:p>
-        </w:tc>
-        <w:tc>
-          <w:p>
-            <w:pPr>
-              <w:pStyle w:val="Normal"/>
-              <w:jc w:val="center"/>
-            </w:pPr>
-            <w:r>
-              <w:t>-0.060 (0.038)</w:t>
-            </w:r>
-          </w:p>
-        </w:tc>
-        <w:tc>
-          <w:p>
-            <w:pPr>
-              <w:pStyle w:val="Normal"/>
-              <w:jc w:val="center"/>
-            </w:pPr>
-            <w:r>
-              <w:t>0.087 (0.083)</w:t>
-            </w:r>
-          </w:p>
-        </w:tc>
-        <w:tc>
-          <w:p>
-            <w:pPr>
-              <w:pStyle w:val="Normal"/>
-              <w:jc w:val="center"/>
-            </w:pPr>
-            <w:r>
-              <w:t>0.027 (0.089)</w:t>
+              <w:t>5</w:t>
+            </w:r>
+          </w:p>
+        </w:tc>
+        <w:tc>
+          <w:p>
+            <w:pPr>
+              <w:pStyle w:val="Normal"/>
+              <w:jc w:val="center"/>
+            </w:pPr>
+            <w:r>
+              <w:t>Hedges's $g$</w:t>
+            </w:r>
+          </w:p>
+        </w:tc>
+        <w:tc>
+          <w:p>
+            <w:pPr>
+              <w:pStyle w:val="Normal"/>
+              <w:jc w:val="center"/>
+            </w:pPr>
+            <w:r>
+              <w:t>55</w:t>
+            </w:r>
+          </w:p>
+        </w:tc>
+        <w:tc>
+          <w:p>
+            <w:pPr>
+              <w:pStyle w:val="Normal"/>
+              <w:jc w:val="center"/>
+            </w:pPr>
+            <w:r>
+              <w:t>13</w:t>
+            </w:r>
+          </w:p>
+        </w:tc>
+        <w:tc>
+          <w:p>
+            <w:pPr>
+              <w:pStyle w:val="Normal"/>
+              <w:jc w:val="center"/>
+            </w:pPr>
+            <w:r>
+              <w:t>1</w:t>
+            </w:r>
+          </w:p>
+        </w:tc>
+        <w:tc>
+          <w:p>
+            <w:pPr>
+              <w:pStyle w:val="Normal"/>
+              <w:jc w:val="center"/>
+            </w:pPr>
+            <w:r>
+              <w:t>22</w:t>
+            </w:r>
+          </w:p>
+        </w:tc>
+        <w:tc>
+          <w:p>
+            <w:pPr>
+              <w:pStyle w:val="Normal"/>
+              <w:jc w:val="center"/>
+            </w:pPr>
+            <w:r>
+              <w:t>0</w:t>
+            </w:r>
+          </w:p>
+        </w:tc>
+        <w:tc>
+          <w:p>
+            <w:pPr>
+              <w:pStyle w:val="Normal"/>
+              <w:jc w:val="center"/>
+            </w:pPr>
+            <w:r>
+              <w:t>51</w:t>
+            </w:r>
+          </w:p>
+        </w:tc>
+        <w:tc>
+          <w:p>
+            <w:pPr>
+              <w:pStyle w:val="Normal"/>
+              <w:jc w:val="center"/>
+            </w:pPr>
+            <w:r>
+              <w:t>1</w:t>
             </w:r>
           </w:p>
         </w:tc>
@@ -362,51 +626,95 @@
               <w:jc w:val="left"/>
             </w:pPr>
             <w:r>
-              <w:t>Log number of independent studies</w:t>
-            </w:r>
-          </w:p>
-        </w:tc>
-        <w:tc>
-          <w:p>
-            <w:pPr>
-              <w:pStyle w:val="Normal"/>
-              <w:jc w:val="center"/>
-            </w:pPr>
-            <w:r>
-              <w:t>0.012 (0.016)</w:t>
-            </w:r>
-          </w:p>
-        </w:tc>
-        <w:tc>
-          <w:p>
-            <w:pPr>
-              <w:pStyle w:val="Normal"/>
-              <w:jc w:val="center"/>
-            </w:pPr>
-            <w:r>
-              <w:t>0.013 (0.017)</w:t>
-            </w:r>
-          </w:p>
-        </w:tc>
-        <w:tc>
-          <w:p>
-            <w:pPr>
-              <w:pStyle w:val="Normal"/>
-              <w:jc w:val="center"/>
-            </w:pPr>
-            <w:r>
-              <w:t>-0.158*** (0.053)</w:t>
-            </w:r>
-          </w:p>
-        </w:tc>
-        <w:tc>
-          <w:p>
-            <w:pPr>
-              <w:pStyle w:val="Normal"/>
-              <w:jc w:val="center"/>
-            </w:pPr>
-            <w:r>
-              <w:t>-0.134*** (0.042)</w:t>
+              <w:t>6</w:t>
+            </w:r>
+          </w:p>
+        </w:tc>
+        <w:tc>
+          <w:p>
+            <w:pPr>
+              <w:pStyle w:val="Normal"/>
+              <w:jc w:val="center"/>
+            </w:pPr>
+            <w:r>
+              <w:t>Log-hazard ratio (logHR)</w:t>
+            </w:r>
+          </w:p>
+        </w:tc>
+        <w:tc>
+          <w:p>
+            <w:pPr>
+              <w:pStyle w:val="Normal"/>
+              <w:jc w:val="center"/>
+            </w:pPr>
+            <w:r>
+              <w:t>0</w:t>
+            </w:r>
+          </w:p>
+        </w:tc>
+        <w:tc>
+          <w:p>
+            <w:pPr>
+              <w:pStyle w:val="Normal"/>
+              <w:jc w:val="center"/>
+            </w:pPr>
+            <w:r>
+              <w:t>0</w:t>
+            </w:r>
+          </w:p>
+        </w:tc>
+        <w:tc>
+          <w:p>
+            <w:pPr>
+              <w:pStyle w:val="Normal"/>
+              <w:jc w:val="center"/>
+            </w:pPr>
+            <w:r>
+              <w:t>0</w:t>
+            </w:r>
+          </w:p>
+        </w:tc>
+        <w:tc>
+          <w:p>
+            <w:pPr>
+              <w:pStyle w:val="Normal"/>
+              <w:jc w:val="center"/>
+            </w:pPr>
+            <w:r>
+              <w:t> 7</w:t>
+            </w:r>
+          </w:p>
+        </w:tc>
+        <w:tc>
+          <w:p>
+            <w:pPr>
+              <w:pStyle w:val="Normal"/>
+              <w:jc w:val="center"/>
+            </w:pPr>
+            <w:r>
+              <w:t>0</w:t>
+            </w:r>
+          </w:p>
+        </w:tc>
+        <w:tc>
+          <w:p>
+            <w:pPr>
+              <w:pStyle w:val="Normal"/>
+              <w:jc w:val="center"/>
+            </w:pPr>
+            <w:r>
+              <w:t>0</w:t>
+            </w:r>
+          </w:p>
+        </w:tc>
+        <w:tc>
+          <w:p>
+            <w:pPr>
+              <w:pStyle w:val="Normal"/>
+              <w:jc w:val="center"/>
+            </w:pPr>
+            <w:r>
+              <w:t>0</w:t>
             </w:r>
           </w:p>
         </w:tc>
@@ -419,51 +727,95 @@
               <w:jc w:val="left"/>
             </w:pPr>
             <w:r>
-              <w:t>Log journal impact factor</w:t>
-            </w:r>
-          </w:p>
-        </w:tc>
-        <w:tc>
-          <w:p>
-            <w:pPr>
-              <w:pStyle w:val="Normal"/>
-              <w:jc w:val="center"/>
-            </w:pPr>
-            <w:r>
-              <w:t>0.008 (0.032)</w:t>
-            </w:r>
-          </w:p>
-        </w:tc>
-        <w:tc>
-          <w:p>
-            <w:pPr>
-              <w:pStyle w:val="Normal"/>
-              <w:jc w:val="center"/>
-            </w:pPr>
-            <w:r>
-              <w:t>0.033 (0.034)</w:t>
-            </w:r>
-          </w:p>
-        </w:tc>
-        <w:tc>
-          <w:p>
-            <w:pPr>
-              <w:pStyle w:val="Normal"/>
-              <w:jc w:val="center"/>
-            </w:pPr>
-            <w:r>
-              <w:t>-0.032 (0.075)</w:t>
-            </w:r>
-          </w:p>
-        </w:tc>
-        <w:tc>
-          <w:p>
-            <w:pPr>
-              <w:pStyle w:val="Normal"/>
-              <w:jc w:val="center"/>
-            </w:pPr>
-            <w:r>
-              <w:t>-0.010 (0.076)</w:t>
+              <w:t>7</w:t>
+            </w:r>
+          </w:p>
+        </w:tc>
+        <w:tc>
+          <w:p>
+            <w:pPr>
+              <w:pStyle w:val="Normal"/>
+              <w:jc w:val="center"/>
+            </w:pPr>
+            <w:r>
+              <w:t>Log-odds ratio (logOR)</w:t>
+            </w:r>
+          </w:p>
+        </w:tc>
+        <w:tc>
+          <w:p>
+            <w:pPr>
+              <w:pStyle w:val="Normal"/>
+              <w:jc w:val="center"/>
+            </w:pPr>
+            <w:r>
+              <w:t>0</w:t>
+            </w:r>
+          </w:p>
+        </w:tc>
+        <w:tc>
+          <w:p>
+            <w:pPr>
+              <w:pStyle w:val="Normal"/>
+              <w:jc w:val="center"/>
+            </w:pPr>
+            <w:r>
+              <w:t>2</w:t>
+            </w:r>
+          </w:p>
+        </w:tc>
+        <w:tc>
+          <w:p>
+            <w:pPr>
+              <w:pStyle w:val="Normal"/>
+              <w:jc w:val="center"/>
+            </w:pPr>
+            <w:r>
+              <w:t>0</w:t>
+            </w:r>
+          </w:p>
+        </w:tc>
+        <w:tc>
+          <w:p>
+            <w:pPr>
+              <w:pStyle w:val="Normal"/>
+              <w:jc w:val="center"/>
+            </w:pPr>
+            <w:r>
+              <w:t>112</w:t>
+            </w:r>
+          </w:p>
+        </w:tc>
+        <w:tc>
+          <w:p>
+            <w:pPr>
+              <w:pStyle w:val="Normal"/>
+              <w:jc w:val="center"/>
+            </w:pPr>
+            <w:r>
+              <w:t>0</w:t>
+            </w:r>
+          </w:p>
+        </w:tc>
+        <w:tc>
+          <w:p>
+            <w:pPr>
+              <w:pStyle w:val="Normal"/>
+              <w:jc w:val="center"/>
+            </w:pPr>
+            <w:r>
+              <w:t>4</w:t>
+            </w:r>
+          </w:p>
+        </w:tc>
+        <w:tc>
+          <w:p>
+            <w:pPr>
+              <w:pStyle w:val="Normal"/>
+              <w:jc w:val="center"/>
+            </w:pPr>
+            <w:r>
+              <w:t>17</w:t>
             </w:r>
           </w:p>
         </w:tc>
@@ -476,51 +828,95 @@
               <w:jc w:val="left"/>
             </w:pPr>
             <w:r>
-              <w:t>Publication year</w:t>
-            </w:r>
-          </w:p>
-        </w:tc>
-        <w:tc>
-          <w:p>
-            <w:pPr>
-              <w:pStyle w:val="Normal"/>
-              <w:jc w:val="center"/>
-            </w:pPr>
-            <w:r>
-              <w:t>-0.003 (0.005)</w:t>
-            </w:r>
-          </w:p>
-        </w:tc>
-        <w:tc>
-          <w:p>
-            <w:pPr>
-              <w:pStyle w:val="Normal"/>
-              <w:jc w:val="center"/>
-            </w:pPr>
-            <w:r>
-              <w:t>-0.001 (0.005)</w:t>
-            </w:r>
-          </w:p>
-        </w:tc>
-        <w:tc>
-          <w:p>
-            <w:pPr>
-              <w:pStyle w:val="Normal"/>
-              <w:jc w:val="center"/>
-            </w:pPr>
-            <w:r>
-              <w:t>-0.027 (0.017)</w:t>
-            </w:r>
-          </w:p>
-        </w:tc>
-        <w:tc>
-          <w:p>
-            <w:pPr>
-              <w:pStyle w:val="Normal"/>
-              <w:jc w:val="center"/>
-            </w:pPr>
-            <w:r>
-              <w:t>-0.022 (0.017)</w:t>
+              <w:t>8</w:t>
+            </w:r>
+          </w:p>
+        </w:tc>
+        <w:tc>
+          <w:p>
+            <w:pPr>
+              <w:pStyle w:val="Normal"/>
+              <w:jc w:val="center"/>
+            </w:pPr>
+            <w:r>
+              <w:t>Log-relative risk (logRR)</w:t>
+            </w:r>
+          </w:p>
+        </w:tc>
+        <w:tc>
+          <w:p>
+            <w:pPr>
+              <w:pStyle w:val="Normal"/>
+              <w:jc w:val="center"/>
+            </w:pPr>
+            <w:r>
+              <w:t>0</w:t>
+            </w:r>
+          </w:p>
+        </w:tc>
+        <w:tc>
+          <w:p>
+            <w:pPr>
+              <w:pStyle w:val="Normal"/>
+              <w:jc w:val="center"/>
+            </w:pPr>
+            <w:r>
+              <w:t>3</w:t>
+            </w:r>
+          </w:p>
+        </w:tc>
+        <w:tc>
+          <w:p>
+            <w:pPr>
+              <w:pStyle w:val="Normal"/>
+              <w:jc w:val="center"/>
+            </w:pPr>
+            <w:r>
+              <w:t>0</w:t>
+            </w:r>
+          </w:p>
+        </w:tc>
+        <w:tc>
+          <w:p>
+            <w:pPr>
+              <w:pStyle w:val="Normal"/>
+              <w:jc w:val="center"/>
+            </w:pPr>
+            <w:r>
+              <w:t>36</w:t>
+            </w:r>
+          </w:p>
+        </w:tc>
+        <w:tc>
+          <w:p>
+            <w:pPr>
+              <w:pStyle w:val="Normal"/>
+              <w:jc w:val="center"/>
+            </w:pPr>
+            <w:r>
+              <w:t>0</w:t>
+            </w:r>
+          </w:p>
+        </w:tc>
+        <w:tc>
+          <w:p>
+            <w:pPr>
+              <w:pStyle w:val="Normal"/>
+              <w:jc w:val="center"/>
+            </w:pPr>
+            <w:r>
+              <w:t>2</w:t>
+            </w:r>
+          </w:p>
+        </w:tc>
+        <w:tc>
+          <w:p>
+            <w:pPr>
+              <w:pStyle w:val="Normal"/>
+              <w:jc w:val="center"/>
+            </w:pPr>
+            <w:r>
+              <w:t>0</w:t>
             </w:r>
           </w:p>
         </w:tc>
@@ -533,51 +929,95 @@
               <w:jc w:val="left"/>
             </w:pPr>
             <w:r>
-              <w:t>Environmental Chemistry</w:t>
-            </w:r>
-          </w:p>
-        </w:tc>
-        <w:tc>
-          <w:p>
-            <w:pPr>
-              <w:pStyle w:val="Normal"/>
-              <w:jc w:val="center"/>
-            </w:pPr>
-            <w:r>
-              <w:t/>
-            </w:r>
-          </w:p>
-        </w:tc>
-        <w:tc>
-          <w:p>
-            <w:pPr>
-              <w:pStyle w:val="Normal"/>
-              <w:jc w:val="center"/>
-            </w:pPr>
-            <w:r>
-              <w:t>-0.087** (0.038)</w:t>
-            </w:r>
-          </w:p>
-        </w:tc>
-        <w:tc>
-          <w:p>
-            <w:pPr>
-              <w:pStyle w:val="Normal"/>
-              <w:jc w:val="center"/>
-            </w:pPr>
-            <w:r>
-              <w:t/>
-            </w:r>
-          </w:p>
-        </w:tc>
-        <w:tc>
-          <w:p>
-            <w:pPr>
-              <w:pStyle w:val="Normal"/>
-              <w:jc w:val="center"/>
-            </w:pPr>
-            <w:r>
-              <w:t>-0.205** (0.092)</w:t>
+              <w:t>9</w:t>
+            </w:r>
+          </w:p>
+        </w:tc>
+        <w:tc>
+          <w:p>
+            <w:pPr>
+              <w:pStyle w:val="Normal"/>
+              <w:jc w:val="center"/>
+            </w:pPr>
+            <w:r>
+              <w:t>Log-response ratio (lnRR)</w:t>
+            </w:r>
+          </w:p>
+        </w:tc>
+        <w:tc>
+          <w:p>
+            <w:pPr>
+              <w:pStyle w:val="Normal"/>
+              <w:jc w:val="center"/>
+            </w:pPr>
+            <w:r>
+              <w:t>93</w:t>
+            </w:r>
+          </w:p>
+        </w:tc>
+        <w:tc>
+          <w:p>
+            <w:pPr>
+              <w:pStyle w:val="Normal"/>
+              <w:jc w:val="center"/>
+            </w:pPr>
+            <w:r>
+              <w:t>32</w:t>
+            </w:r>
+          </w:p>
+        </w:tc>
+        <w:tc>
+          <w:p>
+            <w:pPr>
+              <w:pStyle w:val="Normal"/>
+              <w:jc w:val="center"/>
+            </w:pPr>
+            <w:r>
+              <w:t>36</w:t>
+            </w:r>
+          </w:p>
+        </w:tc>
+        <w:tc>
+          <w:p>
+            <w:pPr>
+              <w:pStyle w:val="Normal"/>
+              <w:jc w:val="center"/>
+            </w:pPr>
+            <w:r>
+              <w:t>23</w:t>
+            </w:r>
+          </w:p>
+        </w:tc>
+        <w:tc>
+          <w:p>
+            <w:pPr>
+              <w:pStyle w:val="Normal"/>
+              <w:jc w:val="center"/>
+            </w:pPr>
+            <w:r>
+              <w:t>19</w:t>
+            </w:r>
+          </w:p>
+        </w:tc>
+        <w:tc>
+          <w:p>
+            <w:pPr>
+              <w:pStyle w:val="Normal"/>
+              <w:jc w:val="center"/>
+            </w:pPr>
+            <w:r>
+              <w:t>31</w:t>
+            </w:r>
+          </w:p>
+        </w:tc>
+        <w:tc>
+          <w:p>
+            <w:pPr>
+              <w:pStyle w:val="Normal"/>
+              <w:jc w:val="center"/>
+            </w:pPr>
+            <w:r>
+              <w:t>2</w:t>
             </w:r>
           </w:p>
         </w:tc>
@@ -590,51 +1030,95 @@
               <w:jc w:val="left"/>
             </w:pPr>
             <w:r>
-              <w:t>Environmental Engineering</w:t>
-            </w:r>
-          </w:p>
-        </w:tc>
-        <w:tc>
-          <w:p>
-            <w:pPr>
-              <w:pStyle w:val="Normal"/>
-              <w:jc w:val="center"/>
-            </w:pPr>
-            <w:r>
-              <w:t/>
-            </w:r>
-          </w:p>
-        </w:tc>
-        <w:tc>
-          <w:p>
-            <w:pPr>
-              <w:pStyle w:val="Normal"/>
-              <w:jc w:val="center"/>
-            </w:pPr>
-            <w:r>
-              <w:t>-0.048 (0.057)</w:t>
-            </w:r>
-          </w:p>
-        </w:tc>
-        <w:tc>
-          <w:p>
-            <w:pPr>
-              <w:pStyle w:val="Normal"/>
-              <w:jc w:val="center"/>
-            </w:pPr>
-            <w:r>
-              <w:t/>
-            </w:r>
-          </w:p>
-        </w:tc>
-        <w:tc>
-          <w:p>
-            <w:pPr>
-              <w:pStyle w:val="Normal"/>
-              <w:jc w:val="center"/>
-            </w:pPr>
-            <w:r>
-              <w:t>-0.276 (0.189)</w:t>
+              <w:t>10</w:t>
+            </w:r>
+          </w:p>
+        </w:tc>
+        <w:tc>
+          <w:p>
+            <w:pPr>
+              <w:pStyle w:val="Normal"/>
+              <w:jc w:val="center"/>
+            </w:pPr>
+            <w:r>
+              <w:t>Percentage change</w:t>
+            </w:r>
+          </w:p>
+        </w:tc>
+        <w:tc>
+          <w:p>
+            <w:pPr>
+              <w:pStyle w:val="Normal"/>
+              <w:jc w:val="center"/>
+            </w:pPr>
+            <w:r>
+              <w:t>0</w:t>
+            </w:r>
+          </w:p>
+        </w:tc>
+        <w:tc>
+          <w:p>
+            <w:pPr>
+              <w:pStyle w:val="Normal"/>
+              <w:jc w:val="center"/>
+            </w:pPr>
+            <w:r>
+              <w:t>1</w:t>
+            </w:r>
+          </w:p>
+        </w:tc>
+        <w:tc>
+          <w:p>
+            <w:pPr>
+              <w:pStyle w:val="Normal"/>
+              <w:jc w:val="center"/>
+            </w:pPr>
+            <w:r>
+              <w:t>0</w:t>
+            </w:r>
+          </w:p>
+        </w:tc>
+        <w:tc>
+          <w:p>
+            <w:pPr>
+              <w:pStyle w:val="Normal"/>
+              <w:jc w:val="center"/>
+            </w:pPr>
+            <w:r>
+              <w:t>24</w:t>
+            </w:r>
+          </w:p>
+        </w:tc>
+        <w:tc>
+          <w:p>
+            <w:pPr>
+              <w:pStyle w:val="Normal"/>
+              <w:jc w:val="center"/>
+            </w:pPr>
+            <w:r>
+              <w:t>0</w:t>
+            </w:r>
+          </w:p>
+        </w:tc>
+        <w:tc>
+          <w:p>
+            <w:pPr>
+              <w:pStyle w:val="Normal"/>
+              <w:jc w:val="center"/>
+            </w:pPr>
+            <w:r>
+              <w:t>0</w:t>
+            </w:r>
+          </w:p>
+        </w:tc>
+        <w:tc>
+          <w:p>
+            <w:pPr>
+              <w:pStyle w:val="Normal"/>
+              <w:jc w:val="center"/>
+            </w:pPr>
+            <w:r>
+              <w:t>0</w:t>
             </w:r>
           </w:p>
         </w:tc>
@@ -647,51 +1131,95 @@
               <w:jc w:val="left"/>
             </w:pPr>
             <w:r>
-              <w:t>Health, Toxicology and Mutagenesis</w:t>
-            </w:r>
-          </w:p>
-        </w:tc>
-        <w:tc>
-          <w:p>
-            <w:pPr>
-              <w:pStyle w:val="Normal"/>
-              <w:jc w:val="center"/>
-            </w:pPr>
-            <w:r>
-              <w:t/>
-            </w:r>
-          </w:p>
-        </w:tc>
-        <w:tc>
-          <w:p>
-            <w:pPr>
-              <w:pStyle w:val="Normal"/>
-              <w:jc w:val="center"/>
-            </w:pPr>
-            <w:r>
-              <w:t>-0.120 (0.091)</w:t>
-            </w:r>
-          </w:p>
-        </w:tc>
-        <w:tc>
-          <w:p>
-            <w:pPr>
-              <w:pStyle w:val="Normal"/>
-              <w:jc w:val="center"/>
-            </w:pPr>
-            <w:r>
-              <w:t/>
-            </w:r>
-          </w:p>
-        </w:tc>
-        <w:tc>
-          <w:p>
-            <w:pPr>
-              <w:pStyle w:val="Normal"/>
-              <w:jc w:val="center"/>
-            </w:pPr>
-            <w:r>
-              <w:t>-0.345*** (0.130)</w:t>
+              <w:t>11</w:t>
+            </w:r>
+          </w:p>
+        </w:tc>
+        <w:tc>
+          <w:p>
+            <w:pPr>
+              <w:pStyle w:val="Normal"/>
+              <w:jc w:val="center"/>
+            </w:pPr>
+            <w:r>
+              <w:t>Raw mean or mean difference</w:t>
+            </w:r>
+          </w:p>
+        </w:tc>
+        <w:tc>
+          <w:p>
+            <w:pPr>
+              <w:pStyle w:val="Normal"/>
+              <w:jc w:val="center"/>
+            </w:pPr>
+            <w:r>
+              <w:t>0</w:t>
+            </w:r>
+          </w:p>
+        </w:tc>
+        <w:tc>
+          <w:p>
+            <w:pPr>
+              <w:pStyle w:val="Normal"/>
+              <w:jc w:val="center"/>
+            </w:pPr>
+            <w:r>
+              <w:t>3</w:t>
+            </w:r>
+          </w:p>
+        </w:tc>
+        <w:tc>
+          <w:p>
+            <w:pPr>
+              <w:pStyle w:val="Normal"/>
+              <w:jc w:val="center"/>
+            </w:pPr>
+            <w:r>
+              <w:t>0</w:t>
+            </w:r>
+          </w:p>
+        </w:tc>
+        <w:tc>
+          <w:p>
+            <w:pPr>
+              <w:pStyle w:val="Normal"/>
+              <w:jc w:val="center"/>
+            </w:pPr>
+            <w:r>
+              <w:t> 3</w:t>
+            </w:r>
+          </w:p>
+        </w:tc>
+        <w:tc>
+          <w:p>
+            <w:pPr>
+              <w:pStyle w:val="Normal"/>
+              <w:jc w:val="center"/>
+            </w:pPr>
+            <w:r>
+              <w:t>0</w:t>
+            </w:r>
+          </w:p>
+        </w:tc>
+        <w:tc>
+          <w:p>
+            <w:pPr>
+              <w:pStyle w:val="Normal"/>
+              <w:jc w:val="center"/>
+            </w:pPr>
+            <w:r>
+              <w:t>0</w:t>
+            </w:r>
+          </w:p>
+        </w:tc>
+        <w:tc>
+          <w:p>
+            <w:pPr>
+              <w:pStyle w:val="Normal"/>
+              <w:jc w:val="center"/>
+            </w:pPr>
+            <w:r>
+              <w:t>2</w:t>
             </w:r>
           </w:p>
         </w:tc>
@@ -704,336 +1232,95 @@
               <w:jc w:val="left"/>
             </w:pPr>
             <w:r>
-              <w:t>Management, Monitoring, Policy and Law</w:t>
-            </w:r>
-          </w:p>
-        </w:tc>
-        <w:tc>
-          <w:p>
-            <w:pPr>
-              <w:pStyle w:val="Normal"/>
-              <w:jc w:val="center"/>
-            </w:pPr>
-            <w:r>
-              <w:t/>
-            </w:r>
-          </w:p>
-        </w:tc>
-        <w:tc>
-          <w:p>
-            <w:pPr>
-              <w:pStyle w:val="Normal"/>
-              <w:jc w:val="center"/>
-            </w:pPr>
-            <w:r>
-              <w:t>0.065* (0.035)</w:t>
-            </w:r>
-          </w:p>
-        </w:tc>
-        <w:tc>
-          <w:p>
-            <w:pPr>
-              <w:pStyle w:val="Normal"/>
-              <w:jc w:val="center"/>
-            </w:pPr>
-            <w:r>
-              <w:t/>
-            </w:r>
-          </w:p>
-        </w:tc>
-        <w:tc>
-          <w:p>
-            <w:pPr>
-              <w:pStyle w:val="Normal"/>
-              <w:jc w:val="center"/>
-            </w:pPr>
-            <w:r>
-              <w:t>0.367** (0.165)</w:t>
-            </w:r>
-          </w:p>
-        </w:tc>
-      </w:tr>
-      <w:tr>
-        <w:tc>
-          <w:p>
-            <w:pPr>
-              <w:pStyle w:val="Normal"/>
-              <w:jc w:val="left"/>
-            </w:pPr>
-            <w:r>
-              <w:t>Nature and Landscape Conservation</w:t>
-            </w:r>
-          </w:p>
-        </w:tc>
-        <w:tc>
-          <w:p>
-            <w:pPr>
-              <w:pStyle w:val="Normal"/>
-              <w:jc w:val="center"/>
-            </w:pPr>
-            <w:r>
-              <w:t/>
-            </w:r>
-          </w:p>
-        </w:tc>
-        <w:tc>
-          <w:p>
-            <w:pPr>
-              <w:pStyle w:val="Normal"/>
-              <w:jc w:val="center"/>
-            </w:pPr>
-            <w:r>
-              <w:t>-0.023 (0.027)</w:t>
-            </w:r>
-          </w:p>
-        </w:tc>
-        <w:tc>
-          <w:p>
-            <w:pPr>
-              <w:pStyle w:val="Normal"/>
-              <w:jc w:val="center"/>
-            </w:pPr>
-            <w:r>
-              <w:t/>
-            </w:r>
-          </w:p>
-        </w:tc>
-        <w:tc>
-          <w:p>
-            <w:pPr>
-              <w:pStyle w:val="Normal"/>
-              <w:jc w:val="center"/>
-            </w:pPr>
-            <w:r>
-              <w:t>-0.082 (0.083)</w:t>
-            </w:r>
-          </w:p>
-        </w:tc>
-      </w:tr>
-      <w:tr>
-        <w:tc>
-          <w:p>
-            <w:pPr>
-              <w:pStyle w:val="Normal"/>
-              <w:jc w:val="left"/>
-            </w:pPr>
-            <w:r>
-              <w:t>Water Science and Technology</w:t>
-            </w:r>
-          </w:p>
-        </w:tc>
-        <w:tc>
-          <w:p>
-            <w:pPr>
-              <w:pStyle w:val="Normal"/>
-              <w:jc w:val="center"/>
-            </w:pPr>
-            <w:r>
-              <w:t/>
-            </w:r>
-          </w:p>
-        </w:tc>
-        <w:tc>
-          <w:p>
-            <w:pPr>
-              <w:pStyle w:val="Normal"/>
-              <w:jc w:val="center"/>
-            </w:pPr>
-            <w:r>
-              <w:t>0.086 (0.088)</w:t>
-            </w:r>
-          </w:p>
-        </w:tc>
-        <w:tc>
-          <w:p>
-            <w:pPr>
-              <w:pStyle w:val="Normal"/>
-              <w:jc w:val="center"/>
-            </w:pPr>
-            <w:r>
-              <w:t/>
-            </w:r>
-          </w:p>
-        </w:tc>
-        <w:tc>
-          <w:p>
-            <w:pPr>
-              <w:pStyle w:val="Normal"/>
-              <w:jc w:val="center"/>
-            </w:pPr>
-            <w:r>
-              <w:t>-0.108 (0.165)</w:t>
-            </w:r>
-          </w:p>
-        </w:tc>
-      </w:tr>
-      <w:tr>
-        <w:tc>
-          <w:p>
-            <w:pPr>
-              <w:pStyle w:val="Normal"/>
-              <w:jc w:val="left"/>
-            </w:pPr>
-            <w:r>
-              <w:t>Effect size type</w:t>
-            </w:r>
-          </w:p>
-        </w:tc>
-        <w:tc>
-          <w:p>
-            <w:pPr>
-              <w:pStyle w:val="Normal"/>
-              <w:jc w:val="center"/>
-            </w:pPr>
-            <w:r>
-              <w:t>Yes</w:t>
-            </w:r>
-          </w:p>
-        </w:tc>
-        <w:tc>
-          <w:p>
-            <w:pPr>
-              <w:pStyle w:val="Normal"/>
-              <w:jc w:val="center"/>
-            </w:pPr>
-            <w:r>
-              <w:t>Yes</w:t>
-            </w:r>
-          </w:p>
-        </w:tc>
-        <w:tc>
-          <w:p>
-            <w:pPr>
-              <w:pStyle w:val="Normal"/>
-              <w:jc w:val="center"/>
-            </w:pPr>
-            <w:r>
-              <w:t>Yes</w:t>
-            </w:r>
-          </w:p>
-        </w:tc>
-        <w:tc>
-          <w:p>
-            <w:pPr>
-              <w:pStyle w:val="Normal"/>
-              <w:jc w:val="center"/>
-            </w:pPr>
-            <w:r>
-              <w:t>Yes</w:t>
-            </w:r>
-          </w:p>
-        </w:tc>
-      </w:tr>
-      <w:tr>
-        <w:tc>
-          <w:p>
-            <w:pPr>
-              <w:pStyle w:val="Normal"/>
-              <w:jc w:val="left"/>
-            </w:pPr>
-            <w:r>
-              <w:t>AIC</w:t>
-            </w:r>
-          </w:p>
-        </w:tc>
-        <w:tc>
-          <w:p>
-            <w:pPr>
-              <w:pStyle w:val="Normal"/>
-              <w:jc w:val="center"/>
-            </w:pPr>
-            <w:r>
-              <w:t>3198.048</w:t>
-            </w:r>
-          </w:p>
-        </w:tc>
-        <w:tc>
-          <w:p>
-            <w:pPr>
-              <w:pStyle w:val="Normal"/>
-              <w:jc w:val="center"/>
-            </w:pPr>
-            <w:r>
-              <w:t>3193.301</w:t>
-            </w:r>
-          </w:p>
-        </w:tc>
-        <w:tc>
-          <w:p>
-            <w:pPr>
-              <w:pStyle w:val="Normal"/>
-              <w:jc w:val="center"/>
-            </w:pPr>
-            <w:r>
-              <w:t>3250.227</w:t>
-            </w:r>
-          </w:p>
-        </w:tc>
-        <w:tc>
-          <w:p>
-            <w:pPr>
-              <w:pStyle w:val="Normal"/>
-              <w:jc w:val="center"/>
-            </w:pPr>
-            <w:r>
-              <w:t>3230.694</w:t>
-            </w:r>
-          </w:p>
-        </w:tc>
-      </w:tr>
-      <w:tr>
-        <w:tc>
-          <w:p>
-            <w:pPr>
-              <w:pStyle w:val="Normal"/>
-              <w:jc w:val="left"/>
-            </w:pPr>
-            <w:r>
-              <w:t>No. of meta-analyses</w:t>
-            </w:r>
-          </w:p>
-        </w:tc>
-        <w:tc>
-          <w:p>
-            <w:pPr>
-              <w:pStyle w:val="Normal"/>
-              <w:jc w:val="center"/>
-            </w:pPr>
-            <w:r>
-              <w:t>650</w:t>
-            </w:r>
-          </w:p>
-        </w:tc>
-        <w:tc>
-          <w:p>
-            <w:pPr>
-              <w:pStyle w:val="Normal"/>
-              <w:jc w:val="center"/>
-            </w:pPr>
-            <w:r>
-              <w:t>650</w:t>
-            </w:r>
-          </w:p>
-        </w:tc>
-        <w:tc>
-          <w:p>
-            <w:pPr>
-              <w:pStyle w:val="Normal"/>
-              <w:jc w:val="center"/>
-            </w:pPr>
-            <w:r>
-              <w:t>606</w:t>
-            </w:r>
-          </w:p>
-        </w:tc>
-        <w:tc>
-          <w:p>
-            <w:pPr>
-              <w:pStyle w:val="Normal"/>
-              <w:jc w:val="center"/>
-            </w:pPr>
-            <w:r>
-              <w:t>606</w:t>
+              <w:t>12</w:t>
+            </w:r>
+          </w:p>
+        </w:tc>
+        <w:tc>
+          <w:p>
+            <w:pPr>
+              <w:pStyle w:val="Normal"/>
+              <w:jc w:val="center"/>
+            </w:pPr>
+            <w:r>
+              <w:t>Regression coefficient ($\beta$)</w:t>
+            </w:r>
+          </w:p>
+        </w:tc>
+        <w:tc>
+          <w:p>
+            <w:pPr>
+              <w:pStyle w:val="Normal"/>
+              <w:jc w:val="center"/>
+            </w:pPr>
+            <w:r>
+              <w:t>0</w:t>
+            </w:r>
+          </w:p>
+        </w:tc>
+        <w:tc>
+          <w:p>
+            <w:pPr>
+              <w:pStyle w:val="Normal"/>
+              <w:jc w:val="center"/>
+            </w:pPr>
+            <w:r>
+              <w:t>0</w:t>
+            </w:r>
+          </w:p>
+        </w:tc>
+        <w:tc>
+          <w:p>
+            <w:pPr>
+              <w:pStyle w:val="Normal"/>
+              <w:jc w:val="center"/>
+            </w:pPr>
+            <w:r>
+              <w:t>0</w:t>
+            </w:r>
+          </w:p>
+        </w:tc>
+        <w:tc>
+          <w:p>
+            <w:pPr>
+              <w:pStyle w:val="Normal"/>
+              <w:jc w:val="center"/>
+            </w:pPr>
+            <w:r>
+              <w:t>39</w:t>
+            </w:r>
+          </w:p>
+        </w:tc>
+        <w:tc>
+          <w:p>
+            <w:pPr>
+              <w:pStyle w:val="Normal"/>
+              <w:jc w:val="center"/>
+            </w:pPr>
+            <w:r>
+              <w:t>0</w:t>
+            </w:r>
+          </w:p>
+        </w:tc>
+        <w:tc>
+          <w:p>
+            <w:pPr>
+              <w:pStyle w:val="Normal"/>
+              <w:jc w:val="center"/>
+            </w:pPr>
+            <w:r>
+              <w:t>0</w:t>
+            </w:r>
+          </w:p>
+        </w:tc>
+        <w:tc>
+          <w:p>
+            <w:pPr>
+              <w:pStyle w:val="Normal"/>
+              <w:jc w:val="center"/>
+            </w:pPr>
+            <w:r>
+              <w:t>1</w:t>
             </w:r>
           </w:p>
         </w:tc>

--- a/results/supplement/Table_S9.docx
+++ b/results/supplement/Table_S9.docx
@@ -20,7 +20,7 @@
               <w:jc w:val="left"/>
             </w:pPr>
             <w:r>
-              <w:t>No.</w:t>
+              <w:t>Subfield</w:t>
             </w:r>
           </w:p>
         </w:tc>
@@ -31,7 +31,7 @@
               <w:jc w:val="center"/>
             </w:pPr>
             <w:r>
-              <w:t>Effect size</w:t>
+              <w:t>No. of meta-analyses</w:t>
             </w:r>
           </w:p>
         </w:tc>
@@ -42,73 +42,7 @@
               <w:jc w:val="center"/>
             </w:pPr>
             <w:r>
-              <w:t>Ecology</w:t>
-            </w:r>
-          </w:p>
-        </w:tc>
-        <w:tc>
-          <w:p>
-            <w:pPr>
-              <w:pStyle w:val="Normal"/>
-              <w:jc w:val="center"/>
-            </w:pPr>
-            <w:r>
-              <w:t>Environmental Chemistry</w:t>
-            </w:r>
-          </w:p>
-        </w:tc>
-        <w:tc>
-          <w:p>
-            <w:pPr>
-              <w:pStyle w:val="Normal"/>
-              <w:jc w:val="center"/>
-            </w:pPr>
-            <w:r>
-              <w:t>Environmental Engineering</w:t>
-            </w:r>
-          </w:p>
-        </w:tc>
-        <w:tc>
-          <w:p>
-            <w:pPr>
-              <w:pStyle w:val="Normal"/>
-              <w:jc w:val="center"/>
-            </w:pPr>
-            <w:r>
-              <w:t>Health, Toxicology and Mutagenesis</w:t>
-            </w:r>
-          </w:p>
-        </w:tc>
-        <w:tc>
-          <w:p>
-            <w:pPr>
-              <w:pStyle w:val="Normal"/>
-              <w:jc w:val="center"/>
-            </w:pPr>
-            <w:r>
-              <w:t>Management, Monitoring, Policy and Law</w:t>
-            </w:r>
-          </w:p>
-        </w:tc>
-        <w:tc>
-          <w:p>
-            <w:pPr>
-              <w:pStyle w:val="Normal"/>
-              <w:jc w:val="center"/>
-            </w:pPr>
-            <w:r>
-              <w:t>Nature and Landscape Conservation</w:t>
-            </w:r>
-          </w:p>
-        </w:tc>
-        <w:tc>
-          <w:p>
-            <w:pPr>
-              <w:pStyle w:val="Normal"/>
-              <w:jc w:val="center"/>
-            </w:pPr>
-            <w:r>
-              <w:t>Water Science and Technology</w:t>
+              <w:t>Small-study effects (%)</w:t>
             </w:r>
           </w:p>
         </w:tc>
@@ -121,7 +55,7 @@
               <w:jc w:val="left"/>
             </w:pPr>
             <w:r>
-              <w:t>1</w:t>
+              <w:t>All meta-analyses</w:t>
             </w:r>
           </w:p>
         </w:tc>
@@ -132,7 +66,7 @@
               <w:jc w:val="center"/>
             </w:pPr>
             <w:r>
-              <w:t>Cohen's $d$</w:t>
+              <w:t>708</w:t>
             </w:r>
           </w:p>
         </w:tc>
@@ -143,73 +77,7 @@
               <w:jc w:val="center"/>
             </w:pPr>
             <w:r>
-              <w:t>5</w:t>
-            </w:r>
-          </w:p>
-        </w:tc>
-        <w:tc>
-          <w:p>
-            <w:pPr>
-              <w:pStyle w:val="Normal"/>
-              <w:jc w:val="center"/>
-            </w:pPr>
-            <w:r>
-              <w:t>9</w:t>
-            </w:r>
-          </w:p>
-        </w:tc>
-        <w:tc>
-          <w:p>
-            <w:pPr>
-              <w:pStyle w:val="Normal"/>
-              <w:jc w:val="center"/>
-            </w:pPr>
-            <w:r>
-              <w:t>3</w:t>
-            </w:r>
-          </w:p>
-        </w:tc>
-        <w:tc>
-          <w:p>
-            <w:pPr>
-              <w:pStyle w:val="Normal"/>
-              <w:jc w:val="center"/>
-            </w:pPr>
-            <w:r>
-              <w:t> 2</w:t>
-            </w:r>
-          </w:p>
-        </w:tc>
-        <w:tc>
-          <w:p>
-            <w:pPr>
-              <w:pStyle w:val="Normal"/>
-              <w:jc w:val="center"/>
-            </w:pPr>
-            <w:r>
-              <w:t>0</w:t>
-            </w:r>
-          </w:p>
-        </w:tc>
-        <w:tc>
-          <w:p>
-            <w:pPr>
-              <w:pStyle w:val="Normal"/>
-              <w:jc w:val="center"/>
-            </w:pPr>
-            <w:r>
-              <w:t>2</w:t>
-            </w:r>
-          </w:p>
-        </w:tc>
-        <w:tc>
-          <w:p>
-            <w:pPr>
-              <w:pStyle w:val="Normal"/>
-              <w:jc w:val="center"/>
-            </w:pPr>
-            <w:r>
-              <w:t>2</w:t>
+              <w:t>15.7</w:t>
             </w:r>
           </w:p>
         </w:tc>
@@ -222,7 +90,7 @@
               <w:jc w:val="left"/>
             </w:pPr>
             <w:r>
-              <w:t>2</w:t>
+              <w:t>Ecology</w:t>
             </w:r>
           </w:p>
         </w:tc>
@@ -233,7 +101,7 @@
               <w:jc w:val="center"/>
             </w:pPr>
             <w:r>
-              <w:t>Correlation coefficient ($r$)</w:t>
+              <w:t>162</w:t>
             </w:r>
           </w:p>
         </w:tc>
@@ -244,73 +112,7 @@
               <w:jc w:val="center"/>
             </w:pPr>
             <w:r>
-              <w:t>5</w:t>
-            </w:r>
-          </w:p>
-        </w:tc>
-        <w:tc>
-          <w:p>
-            <w:pPr>
-              <w:pStyle w:val="Normal"/>
-              <w:jc w:val="center"/>
-            </w:pPr>
-            <w:r>
-              <w:t>0</w:t>
-            </w:r>
-          </w:p>
-        </w:tc>
-        <w:tc>
-          <w:p>
-            <w:pPr>
-              <w:pStyle w:val="Normal"/>
-              <w:jc w:val="center"/>
-            </w:pPr>
-            <w:r>
-              <w:t>0</w:t>
-            </w:r>
-          </w:p>
-        </w:tc>
-        <w:tc>
-          <w:p>
-            <w:pPr>
-              <w:pStyle w:val="Normal"/>
-              <w:jc w:val="center"/>
-            </w:pPr>
-            <w:r>
-              <w:t> 1</w:t>
-            </w:r>
-          </w:p>
-        </w:tc>
-        <w:tc>
-          <w:p>
-            <w:pPr>
-              <w:pStyle w:val="Normal"/>
-              <w:jc w:val="center"/>
-            </w:pPr>
-            <w:r>
-              <w:t>0</w:t>
-            </w:r>
-          </w:p>
-        </w:tc>
-        <w:tc>
-          <w:p>
-            <w:pPr>
-              <w:pStyle w:val="Normal"/>
-              <w:jc w:val="center"/>
-            </w:pPr>
-            <w:r>
-              <w:t>0</w:t>
-            </w:r>
-          </w:p>
-        </w:tc>
-        <w:tc>
-          <w:p>
-            <w:pPr>
-              <w:pStyle w:val="Normal"/>
-              <w:jc w:val="center"/>
-            </w:pPr>
-            <w:r>
-              <w:t>15</w:t>
+              <w:t>15.4</w:t>
             </w:r>
           </w:p>
         </w:tc>
@@ -323,7 +125,7 @@
               <w:jc w:val="left"/>
             </w:pPr>
             <w:r>
-              <w:t>3</w:t>
+              <w:t>Environmental Chemistry</w:t>
             </w:r>
           </w:p>
         </w:tc>
@@ -334,7 +136,7 @@
               <w:jc w:val="center"/>
             </w:pPr>
             <w:r>
-              <w:t>Excess risk</w:t>
+              <w:t>65</w:t>
             </w:r>
           </w:p>
         </w:tc>
@@ -345,73 +147,7 @@
               <w:jc w:val="center"/>
             </w:pPr>
             <w:r>
-              <w:t>0</w:t>
-            </w:r>
-          </w:p>
-        </w:tc>
-        <w:tc>
-          <w:p>
-            <w:pPr>
-              <w:pStyle w:val="Normal"/>
-              <w:jc w:val="center"/>
-            </w:pPr>
-            <w:r>
-              <w:t>0</w:t>
-            </w:r>
-          </w:p>
-        </w:tc>
-        <w:tc>
-          <w:p>
-            <w:pPr>
-              <w:pStyle w:val="Normal"/>
-              <w:jc w:val="center"/>
-            </w:pPr>
-            <w:r>
-              <w:t>0</w:t>
-            </w:r>
-          </w:p>
-        </w:tc>
-        <w:tc>
-          <w:p>
-            <w:pPr>
-              <w:pStyle w:val="Normal"/>
-              <w:jc w:val="center"/>
-            </w:pPr>
-            <w:r>
-              <w:t>14</w:t>
-            </w:r>
-          </w:p>
-        </w:tc>
-        <w:tc>
-          <w:p>
-            <w:pPr>
-              <w:pStyle w:val="Normal"/>
-              <w:jc w:val="center"/>
-            </w:pPr>
-            <w:r>
-              <w:t>0</w:t>
-            </w:r>
-          </w:p>
-        </w:tc>
-        <w:tc>
-          <w:p>
-            <w:pPr>
-              <w:pStyle w:val="Normal"/>
-              <w:jc w:val="center"/>
-            </w:pPr>
-            <w:r>
-              <w:t>0</w:t>
-            </w:r>
-          </w:p>
-        </w:tc>
-        <w:tc>
-          <w:p>
-            <w:pPr>
-              <w:pStyle w:val="Normal"/>
-              <w:jc w:val="center"/>
-            </w:pPr>
-            <w:r>
-              <w:t>0</w:t>
+              <w:t>20.0</w:t>
             </w:r>
           </w:p>
         </w:tc>
@@ -424,7 +160,7 @@
               <w:jc w:val="left"/>
             </w:pPr>
             <w:r>
-              <w:t>4</w:t>
+              <w:t>Environmental Engineering</w:t>
             </w:r>
           </w:p>
         </w:tc>
@@ -435,7 +171,7 @@
               <w:jc w:val="center"/>
             </w:pPr>
             <w:r>
-              <w:t>Fisher's $z$</w:t>
+              <w:t>40</w:t>
             </w:r>
           </w:p>
         </w:tc>
@@ -446,73 +182,7 @@
               <w:jc w:val="center"/>
             </w:pPr>
             <w:r>
-              <w:t>4</w:t>
-            </w:r>
-          </w:p>
-        </w:tc>
-        <w:tc>
-          <w:p>
-            <w:pPr>
-              <w:pStyle w:val="Normal"/>
-              <w:jc w:val="center"/>
-            </w:pPr>
-            <w:r>
-              <w:t>2</w:t>
-            </w:r>
-          </w:p>
-        </w:tc>
-        <w:tc>
-          <w:p>
-            <w:pPr>
-              <w:pStyle w:val="Normal"/>
-              <w:jc w:val="center"/>
-            </w:pPr>
-            <w:r>
-              <w:t>0</w:t>
-            </w:r>
-          </w:p>
-        </w:tc>
-        <w:tc>
-          <w:p>
-            <w:pPr>
-              <w:pStyle w:val="Normal"/>
-              <w:jc w:val="center"/>
-            </w:pPr>
-            <w:r>
-              <w:t> 0</w:t>
-            </w:r>
-          </w:p>
-        </w:tc>
-        <w:tc>
-          <w:p>
-            <w:pPr>
-              <w:pStyle w:val="Normal"/>
-              <w:jc w:val="center"/>
-            </w:pPr>
-            <w:r>
-              <w:t>0</w:t>
-            </w:r>
-          </w:p>
-        </w:tc>
-        <w:tc>
-          <w:p>
-            <w:pPr>
-              <w:pStyle w:val="Normal"/>
-              <w:jc w:val="center"/>
-            </w:pPr>
-            <w:r>
-              <w:t>8</w:t>
-            </w:r>
-          </w:p>
-        </w:tc>
-        <w:tc>
-          <w:p>
-            <w:pPr>
-              <w:pStyle w:val="Normal"/>
-              <w:jc w:val="center"/>
-            </w:pPr>
-            <w:r>
-              <w:t>1</w:t>
+              <w:t>7.5</w:t>
             </w:r>
           </w:p>
         </w:tc>
@@ -525,7 +195,7 @@
               <w:jc w:val="left"/>
             </w:pPr>
             <w:r>
-              <w:t>5</w:t>
+              <w:t>Health, Toxicology and Mutagenesis</w:t>
             </w:r>
           </w:p>
         </w:tc>
@@ -536,7 +206,7 @@
               <w:jc w:val="center"/>
             </w:pPr>
             <w:r>
-              <w:t>Hedges's $g$</w:t>
+              <w:t>283</w:t>
             </w:r>
           </w:p>
         </w:tc>
@@ -547,73 +217,7 @@
               <w:jc w:val="center"/>
             </w:pPr>
             <w:r>
-              <w:t>55</w:t>
-            </w:r>
-          </w:p>
-        </w:tc>
-        <w:tc>
-          <w:p>
-            <w:pPr>
-              <w:pStyle w:val="Normal"/>
-              <w:jc w:val="center"/>
-            </w:pPr>
-            <w:r>
-              <w:t>13</w:t>
-            </w:r>
-          </w:p>
-        </w:tc>
-        <w:tc>
-          <w:p>
-            <w:pPr>
-              <w:pStyle w:val="Normal"/>
-              <w:jc w:val="center"/>
-            </w:pPr>
-            <w:r>
-              <w:t>1</w:t>
-            </w:r>
-          </w:p>
-        </w:tc>
-        <w:tc>
-          <w:p>
-            <w:pPr>
-              <w:pStyle w:val="Normal"/>
-              <w:jc w:val="center"/>
-            </w:pPr>
-            <w:r>
-              <w:t>22</w:t>
-            </w:r>
-          </w:p>
-        </w:tc>
-        <w:tc>
-          <w:p>
-            <w:pPr>
-              <w:pStyle w:val="Normal"/>
-              <w:jc w:val="center"/>
-            </w:pPr>
-            <w:r>
-              <w:t>0</w:t>
-            </w:r>
-          </w:p>
-        </w:tc>
-        <w:tc>
-          <w:p>
-            <w:pPr>
-              <w:pStyle w:val="Normal"/>
-              <w:jc w:val="center"/>
-            </w:pPr>
-            <w:r>
-              <w:t>51</w:t>
-            </w:r>
-          </w:p>
-        </w:tc>
-        <w:tc>
-          <w:p>
-            <w:pPr>
-              <w:pStyle w:val="Normal"/>
-              <w:jc w:val="center"/>
-            </w:pPr>
-            <w:r>
-              <w:t>1</w:t>
+              <w:t>15.9</w:t>
             </w:r>
           </w:p>
         </w:tc>
@@ -626,7 +230,7 @@
               <w:jc w:val="left"/>
             </w:pPr>
             <w:r>
-              <w:t>6</w:t>
+              <w:t>Management, Monitoring, Policy and Law</w:t>
             </w:r>
           </w:p>
         </w:tc>
@@ -637,7 +241,7 @@
               <w:jc w:val="center"/>
             </w:pPr>
             <w:r>
-              <w:t>Log-hazard ratio (logHR)</w:t>
+              <w:t>19</w:t>
             </w:r>
           </w:p>
         </w:tc>
@@ -648,73 +252,7 @@
               <w:jc w:val="center"/>
             </w:pPr>
             <w:r>
-              <w:t>0</w:t>
-            </w:r>
-          </w:p>
-        </w:tc>
-        <w:tc>
-          <w:p>
-            <w:pPr>
-              <w:pStyle w:val="Normal"/>
-              <w:jc w:val="center"/>
-            </w:pPr>
-            <w:r>
-              <w:t>0</w:t>
-            </w:r>
-          </w:p>
-        </w:tc>
-        <w:tc>
-          <w:p>
-            <w:pPr>
-              <w:pStyle w:val="Normal"/>
-              <w:jc w:val="center"/>
-            </w:pPr>
-            <w:r>
-              <w:t>0</w:t>
-            </w:r>
-          </w:p>
-        </w:tc>
-        <w:tc>
-          <w:p>
-            <w:pPr>
-              <w:pStyle w:val="Normal"/>
-              <w:jc w:val="center"/>
-            </w:pPr>
-            <w:r>
-              <w:t> 7</w:t>
-            </w:r>
-          </w:p>
-        </w:tc>
-        <w:tc>
-          <w:p>
-            <w:pPr>
-              <w:pStyle w:val="Normal"/>
-              <w:jc w:val="center"/>
-            </w:pPr>
-            <w:r>
-              <w:t>0</w:t>
-            </w:r>
-          </w:p>
-        </w:tc>
-        <w:tc>
-          <w:p>
-            <w:pPr>
-              <w:pStyle w:val="Normal"/>
-              <w:jc w:val="center"/>
-            </w:pPr>
-            <w:r>
-              <w:t>0</w:t>
-            </w:r>
-          </w:p>
-        </w:tc>
-        <w:tc>
-          <w:p>
-            <w:pPr>
-              <w:pStyle w:val="Normal"/>
-              <w:jc w:val="center"/>
-            </w:pPr>
-            <w:r>
-              <w:t>0</w:t>
+              <w:t>5.3</w:t>
             </w:r>
           </w:p>
         </w:tc>
@@ -727,7 +265,7 @@
               <w:jc w:val="left"/>
             </w:pPr>
             <w:r>
-              <w:t>7</w:t>
+              <w:t>Nature and Landscape Conservation</w:t>
             </w:r>
           </w:p>
         </w:tc>
@@ -738,7 +276,7 @@
               <w:jc w:val="center"/>
             </w:pPr>
             <w:r>
-              <w:t>Log-odds ratio (logOR)</w:t>
+              <w:t>98</w:t>
             </w:r>
           </w:p>
         </w:tc>
@@ -749,73 +287,7 @@
               <w:jc w:val="center"/>
             </w:pPr>
             <w:r>
-              <w:t>0</w:t>
-            </w:r>
-          </w:p>
-        </w:tc>
-        <w:tc>
-          <w:p>
-            <w:pPr>
-              <w:pStyle w:val="Normal"/>
-              <w:jc w:val="center"/>
-            </w:pPr>
-            <w:r>
-              <w:t>2</w:t>
-            </w:r>
-          </w:p>
-        </w:tc>
-        <w:tc>
-          <w:p>
-            <w:pPr>
-              <w:pStyle w:val="Normal"/>
-              <w:jc w:val="center"/>
-            </w:pPr>
-            <w:r>
-              <w:t>0</w:t>
-            </w:r>
-          </w:p>
-        </w:tc>
-        <w:tc>
-          <w:p>
-            <w:pPr>
-              <w:pStyle w:val="Normal"/>
-              <w:jc w:val="center"/>
-            </w:pPr>
-            <w:r>
-              <w:t>112</w:t>
-            </w:r>
-          </w:p>
-        </w:tc>
-        <w:tc>
-          <w:p>
-            <w:pPr>
-              <w:pStyle w:val="Normal"/>
-              <w:jc w:val="center"/>
-            </w:pPr>
-            <w:r>
-              <w:t>0</w:t>
-            </w:r>
-          </w:p>
-        </w:tc>
-        <w:tc>
-          <w:p>
-            <w:pPr>
-              <w:pStyle w:val="Normal"/>
-              <w:jc w:val="center"/>
-            </w:pPr>
-            <w:r>
-              <w:t>4</w:t>
-            </w:r>
-          </w:p>
-        </w:tc>
-        <w:tc>
-          <w:p>
-            <w:pPr>
-              <w:pStyle w:val="Normal"/>
-              <w:jc w:val="center"/>
-            </w:pPr>
-            <w:r>
-              <w:t>17</w:t>
+              <w:t>22.4</w:t>
             </w:r>
           </w:p>
         </w:tc>
@@ -828,7 +300,7 @@
               <w:jc w:val="left"/>
             </w:pPr>
             <w:r>
-              <w:t>8</w:t>
+              <w:t>Water Science and Technology</w:t>
             </w:r>
           </w:p>
         </w:tc>
@@ -839,7 +311,7 @@
               <w:jc w:val="center"/>
             </w:pPr>
             <w:r>
-              <w:t>Log-relative risk (logRR)</w:t>
+              <w:t>41</w:t>
             </w:r>
           </w:p>
         </w:tc>
@@ -850,477 +322,7 @@
               <w:jc w:val="center"/>
             </w:pPr>
             <w:r>
-              <w:t>0</w:t>
-            </w:r>
-          </w:p>
-        </w:tc>
-        <w:tc>
-          <w:p>
-            <w:pPr>
-              <w:pStyle w:val="Normal"/>
-              <w:jc w:val="center"/>
-            </w:pPr>
-            <w:r>
-              <w:t>3</w:t>
-            </w:r>
-          </w:p>
-        </w:tc>
-        <w:tc>
-          <w:p>
-            <w:pPr>
-              <w:pStyle w:val="Normal"/>
-              <w:jc w:val="center"/>
-            </w:pPr>
-            <w:r>
-              <w:t>0</w:t>
-            </w:r>
-          </w:p>
-        </w:tc>
-        <w:tc>
-          <w:p>
-            <w:pPr>
-              <w:pStyle w:val="Normal"/>
-              <w:jc w:val="center"/>
-            </w:pPr>
-            <w:r>
-              <w:t>36</w:t>
-            </w:r>
-          </w:p>
-        </w:tc>
-        <w:tc>
-          <w:p>
-            <w:pPr>
-              <w:pStyle w:val="Normal"/>
-              <w:jc w:val="center"/>
-            </w:pPr>
-            <w:r>
-              <w:t>0</w:t>
-            </w:r>
-          </w:p>
-        </w:tc>
-        <w:tc>
-          <w:p>
-            <w:pPr>
-              <w:pStyle w:val="Normal"/>
-              <w:jc w:val="center"/>
-            </w:pPr>
-            <w:r>
-              <w:t>2</w:t>
-            </w:r>
-          </w:p>
-        </w:tc>
-        <w:tc>
-          <w:p>
-            <w:pPr>
-              <w:pStyle w:val="Normal"/>
-              <w:jc w:val="center"/>
-            </w:pPr>
-            <w:r>
-              <w:t>0</w:t>
-            </w:r>
-          </w:p>
-        </w:tc>
-      </w:tr>
-      <w:tr>
-        <w:tc>
-          <w:p>
-            <w:pPr>
-              <w:pStyle w:val="Normal"/>
-              <w:jc w:val="left"/>
-            </w:pPr>
-            <w:r>
-              <w:t>9</w:t>
-            </w:r>
-          </w:p>
-        </w:tc>
-        <w:tc>
-          <w:p>
-            <w:pPr>
-              <w:pStyle w:val="Normal"/>
-              <w:jc w:val="center"/>
-            </w:pPr>
-            <w:r>
-              <w:t>Log-response ratio (lnRR)</w:t>
-            </w:r>
-          </w:p>
-        </w:tc>
-        <w:tc>
-          <w:p>
-            <w:pPr>
-              <w:pStyle w:val="Normal"/>
-              <w:jc w:val="center"/>
-            </w:pPr>
-            <w:r>
-              <w:t>93</w:t>
-            </w:r>
-          </w:p>
-        </w:tc>
-        <w:tc>
-          <w:p>
-            <w:pPr>
-              <w:pStyle w:val="Normal"/>
-              <w:jc w:val="center"/>
-            </w:pPr>
-            <w:r>
-              <w:t>32</w:t>
-            </w:r>
-          </w:p>
-        </w:tc>
-        <w:tc>
-          <w:p>
-            <w:pPr>
-              <w:pStyle w:val="Normal"/>
-              <w:jc w:val="center"/>
-            </w:pPr>
-            <w:r>
-              <w:t>36</w:t>
-            </w:r>
-          </w:p>
-        </w:tc>
-        <w:tc>
-          <w:p>
-            <w:pPr>
-              <w:pStyle w:val="Normal"/>
-              <w:jc w:val="center"/>
-            </w:pPr>
-            <w:r>
-              <w:t>23</w:t>
-            </w:r>
-          </w:p>
-        </w:tc>
-        <w:tc>
-          <w:p>
-            <w:pPr>
-              <w:pStyle w:val="Normal"/>
-              <w:jc w:val="center"/>
-            </w:pPr>
-            <w:r>
-              <w:t>19</w:t>
-            </w:r>
-          </w:p>
-        </w:tc>
-        <w:tc>
-          <w:p>
-            <w:pPr>
-              <w:pStyle w:val="Normal"/>
-              <w:jc w:val="center"/>
-            </w:pPr>
-            <w:r>
-              <w:t>31</w:t>
-            </w:r>
-          </w:p>
-        </w:tc>
-        <w:tc>
-          <w:p>
-            <w:pPr>
-              <w:pStyle w:val="Normal"/>
-              <w:jc w:val="center"/>
-            </w:pPr>
-            <w:r>
-              <w:t>2</w:t>
-            </w:r>
-          </w:p>
-        </w:tc>
-      </w:tr>
-      <w:tr>
-        <w:tc>
-          <w:p>
-            <w:pPr>
-              <w:pStyle w:val="Normal"/>
-              <w:jc w:val="left"/>
-            </w:pPr>
-            <w:r>
-              <w:t>10</w:t>
-            </w:r>
-          </w:p>
-        </w:tc>
-        <w:tc>
-          <w:p>
-            <w:pPr>
-              <w:pStyle w:val="Normal"/>
-              <w:jc w:val="center"/>
-            </w:pPr>
-            <w:r>
-              <w:t>Percentage change</w:t>
-            </w:r>
-          </w:p>
-        </w:tc>
-        <w:tc>
-          <w:p>
-            <w:pPr>
-              <w:pStyle w:val="Normal"/>
-              <w:jc w:val="center"/>
-            </w:pPr>
-            <w:r>
-              <w:t>0</w:t>
-            </w:r>
-          </w:p>
-        </w:tc>
-        <w:tc>
-          <w:p>
-            <w:pPr>
-              <w:pStyle w:val="Normal"/>
-              <w:jc w:val="center"/>
-            </w:pPr>
-            <w:r>
-              <w:t>1</w:t>
-            </w:r>
-          </w:p>
-        </w:tc>
-        <w:tc>
-          <w:p>
-            <w:pPr>
-              <w:pStyle w:val="Normal"/>
-              <w:jc w:val="center"/>
-            </w:pPr>
-            <w:r>
-              <w:t>0</w:t>
-            </w:r>
-          </w:p>
-        </w:tc>
-        <w:tc>
-          <w:p>
-            <w:pPr>
-              <w:pStyle w:val="Normal"/>
-              <w:jc w:val="center"/>
-            </w:pPr>
-            <w:r>
-              <w:t>24</w:t>
-            </w:r>
-          </w:p>
-        </w:tc>
-        <w:tc>
-          <w:p>
-            <w:pPr>
-              <w:pStyle w:val="Normal"/>
-              <w:jc w:val="center"/>
-            </w:pPr>
-            <w:r>
-              <w:t>0</w:t>
-            </w:r>
-          </w:p>
-        </w:tc>
-        <w:tc>
-          <w:p>
-            <w:pPr>
-              <w:pStyle w:val="Normal"/>
-              <w:jc w:val="center"/>
-            </w:pPr>
-            <w:r>
-              <w:t>0</w:t>
-            </w:r>
-          </w:p>
-        </w:tc>
-        <w:tc>
-          <w:p>
-            <w:pPr>
-              <w:pStyle w:val="Normal"/>
-              <w:jc w:val="center"/>
-            </w:pPr>
-            <w:r>
-              <w:t>0</w:t>
-            </w:r>
-          </w:p>
-        </w:tc>
-      </w:tr>
-      <w:tr>
-        <w:tc>
-          <w:p>
-            <w:pPr>
-              <w:pStyle w:val="Normal"/>
-              <w:jc w:val="left"/>
-            </w:pPr>
-            <w:r>
-              <w:t>11</w:t>
-            </w:r>
-          </w:p>
-        </w:tc>
-        <w:tc>
-          <w:p>
-            <w:pPr>
-              <w:pStyle w:val="Normal"/>
-              <w:jc w:val="center"/>
-            </w:pPr>
-            <w:r>
-              <w:t>Raw mean or mean difference</w:t>
-            </w:r>
-          </w:p>
-        </w:tc>
-        <w:tc>
-          <w:p>
-            <w:pPr>
-              <w:pStyle w:val="Normal"/>
-              <w:jc w:val="center"/>
-            </w:pPr>
-            <w:r>
-              <w:t>0</w:t>
-            </w:r>
-          </w:p>
-        </w:tc>
-        <w:tc>
-          <w:p>
-            <w:pPr>
-              <w:pStyle w:val="Normal"/>
-              <w:jc w:val="center"/>
-            </w:pPr>
-            <w:r>
-              <w:t>3</w:t>
-            </w:r>
-          </w:p>
-        </w:tc>
-        <w:tc>
-          <w:p>
-            <w:pPr>
-              <w:pStyle w:val="Normal"/>
-              <w:jc w:val="center"/>
-            </w:pPr>
-            <w:r>
-              <w:t>0</w:t>
-            </w:r>
-          </w:p>
-        </w:tc>
-        <w:tc>
-          <w:p>
-            <w:pPr>
-              <w:pStyle w:val="Normal"/>
-              <w:jc w:val="center"/>
-            </w:pPr>
-            <w:r>
-              <w:t> 3</w:t>
-            </w:r>
-          </w:p>
-        </w:tc>
-        <w:tc>
-          <w:p>
-            <w:pPr>
-              <w:pStyle w:val="Normal"/>
-              <w:jc w:val="center"/>
-            </w:pPr>
-            <w:r>
-              <w:t>0</w:t>
-            </w:r>
-          </w:p>
-        </w:tc>
-        <w:tc>
-          <w:p>
-            <w:pPr>
-              <w:pStyle w:val="Normal"/>
-              <w:jc w:val="center"/>
-            </w:pPr>
-            <w:r>
-              <w:t>0</w:t>
-            </w:r>
-          </w:p>
-        </w:tc>
-        <w:tc>
-          <w:p>
-            <w:pPr>
-              <w:pStyle w:val="Normal"/>
-              <w:jc w:val="center"/>
-            </w:pPr>
-            <w:r>
-              <w:t>2</w:t>
-            </w:r>
-          </w:p>
-        </w:tc>
-      </w:tr>
-      <w:tr>
-        <w:tc>
-          <w:p>
-            <w:pPr>
-              <w:pStyle w:val="Normal"/>
-              <w:jc w:val="left"/>
-            </w:pPr>
-            <w:r>
-              <w:t>12</w:t>
-            </w:r>
-          </w:p>
-        </w:tc>
-        <w:tc>
-          <w:p>
-            <w:pPr>
-              <w:pStyle w:val="Normal"/>
-              <w:jc w:val="center"/>
-            </w:pPr>
-            <w:r>
-              <w:t>Regression coefficient ($\beta$)</w:t>
-            </w:r>
-          </w:p>
-        </w:tc>
-        <w:tc>
-          <w:p>
-            <w:pPr>
-              <w:pStyle w:val="Normal"/>
-              <w:jc w:val="center"/>
-            </w:pPr>
-            <w:r>
-              <w:t>0</w:t>
-            </w:r>
-          </w:p>
-        </w:tc>
-        <w:tc>
-          <w:p>
-            <w:pPr>
-              <w:pStyle w:val="Normal"/>
-              <w:jc w:val="center"/>
-            </w:pPr>
-            <w:r>
-              <w:t>0</w:t>
-            </w:r>
-          </w:p>
-        </w:tc>
-        <w:tc>
-          <w:p>
-            <w:pPr>
-              <w:pStyle w:val="Normal"/>
-              <w:jc w:val="center"/>
-            </w:pPr>
-            <w:r>
-              <w:t>0</w:t>
-            </w:r>
-          </w:p>
-        </w:tc>
-        <w:tc>
-          <w:p>
-            <w:pPr>
-              <w:pStyle w:val="Normal"/>
-              <w:jc w:val="center"/>
-            </w:pPr>
-            <w:r>
-              <w:t>39</w:t>
-            </w:r>
-          </w:p>
-        </w:tc>
-        <w:tc>
-          <w:p>
-            <w:pPr>
-              <w:pStyle w:val="Normal"/>
-              <w:jc w:val="center"/>
-            </w:pPr>
-            <w:r>
-              <w:t>0</w:t>
-            </w:r>
-          </w:p>
-        </w:tc>
-        <w:tc>
-          <w:p>
-            <w:pPr>
-              <w:pStyle w:val="Normal"/>
-              <w:jc w:val="center"/>
-            </w:pPr>
-            <w:r>
-              <w:t>0</w:t>
-            </w:r>
-          </w:p>
-        </w:tc>
-        <w:tc>
-          <w:p>
-            <w:pPr>
-              <w:pStyle w:val="Normal"/>
-              <w:jc w:val="center"/>
-            </w:pPr>
-            <w:r>
-              <w:t>1</w:t>
+              <w:t>4.9</w:t>
             </w:r>
           </w:p>
         </w:tc>
